--- a/Iteration_1/Use_Cases/Profile_Customization_Use_Case_Description.docx
+++ b/Iteration_1/Use_Cases/Profile_Customization_Use_Case_Description.docx
@@ -9,6 +9,7 @@
           <w:b/>
           <w:bCs/>
           <w:color w:val="FF0000"/>
+          <w:lang w:val="en-US"/>
         </w:rPr>
       </w:pPr>
       <w:r>
@@ -17,208 +18,230 @@
           <w:b/>
           <w:bCs/>
           <w:color w:val="FF0000"/>
-        </w:rPr>
-        <w:t xml:space="preserve">Use Case: </w:t>
-      </w:r>
-      <w:r>
-        <w:rPr>
-          <w:rFonts w:ascii="Arial" w:hAnsi="Arial" w:cs="Arial"/>
-          <w:b/>
-          <w:bCs/>
-          <w:color w:val="FF0000"/>
-        </w:rPr>
-        <w:t>Profile Customization</w:t>
-      </w:r>
-    </w:p>
-    <w:p>
-      <w:pPr>
-        <w:rPr>
-          <w:rFonts w:ascii="Arial" w:hAnsi="Arial" w:cs="Arial"/>
-          <w:b/>
-          <w:bCs/>
-          <w:color w:val="FF0000"/>
-        </w:rPr>
-      </w:pPr>
-    </w:p>
-    <w:p>
-      <w:pPr>
-        <w:rPr>
-          <w:rFonts w:ascii="Arial" w:hAnsi="Arial" w:cs="Arial"/>
-        </w:rPr>
-      </w:pPr>
-      <w:r>
-        <w:rPr>
-          <w:rFonts w:ascii="Arial" w:hAnsi="Arial" w:cs="Arial"/>
-          <w:b/>
-          <w:bCs/>
+          <w:lang w:val="en-US"/>
+        </w:rPr>
+        <w:t>Use Case: Profile Customization</w:t>
+      </w:r>
+    </w:p>
+    <w:p>
+      <w:pPr>
+        <w:rPr>
+          <w:rFonts w:ascii="Arial" w:hAnsi="Arial" w:cs="Arial"/>
+          <w:b/>
+          <w:bCs/>
+          <w:color w:val="000000" w:themeColor="text1"/>
+          <w:lang w:val="en-US"/>
+        </w:rPr>
+      </w:pPr>
+    </w:p>
+    <w:p>
+      <w:pPr>
+        <w:rPr>
+          <w:rFonts w:ascii="Arial" w:hAnsi="Arial" w:cs="Arial"/>
+          <w:color w:val="000000" w:themeColor="text1"/>
+          <w:lang w:val="en-US"/>
+        </w:rPr>
+      </w:pPr>
+      <w:r>
+        <w:rPr>
+          <w:rFonts w:ascii="Arial" w:hAnsi="Arial" w:cs="Arial"/>
+          <w:b/>
+          <w:bCs/>
+          <w:color w:val="000000" w:themeColor="text1"/>
+          <w:lang w:val="en-US"/>
         </w:rPr>
         <w:t xml:space="preserve">Iteration: </w:t>
       </w:r>
       <w:r>
         <w:rPr>
           <w:rFonts w:ascii="Arial" w:hAnsi="Arial" w:cs="Arial"/>
-        </w:rPr>
-        <w:t xml:space="preserve">1. </w:t>
-      </w:r>
-    </w:p>
-    <w:p>
-      <w:pPr>
-        <w:rPr>
-          <w:rFonts w:ascii="Arial" w:hAnsi="Arial" w:cs="Arial"/>
-          <w:b/>
-          <w:bCs/>
-        </w:rPr>
-      </w:pPr>
-    </w:p>
-    <w:p>
-      <w:pPr>
-        <w:rPr>
-          <w:rFonts w:ascii="Arial" w:hAnsi="Arial" w:cs="Arial"/>
-        </w:rPr>
-      </w:pPr>
-      <w:r>
-        <w:rPr>
-          <w:rFonts w:ascii="Arial" w:hAnsi="Arial" w:cs="Arial"/>
-          <w:b/>
-          <w:bCs/>
+          <w:color w:val="000000" w:themeColor="text1"/>
+          <w:lang w:val="en-US"/>
+        </w:rPr>
+        <w:t>1.</w:t>
+      </w:r>
+    </w:p>
+    <w:p>
+      <w:pPr>
+        <w:rPr>
+          <w:rFonts w:ascii="Arial" w:hAnsi="Arial" w:cs="Arial"/>
+          <w:color w:val="000000" w:themeColor="text1"/>
+          <w:lang w:val="en-US"/>
+        </w:rPr>
+      </w:pPr>
+    </w:p>
+    <w:p>
+      <w:pPr>
+        <w:rPr>
+          <w:rFonts w:ascii="Arial" w:hAnsi="Arial" w:cs="Arial"/>
+          <w:color w:val="000000" w:themeColor="text1"/>
+          <w:lang w:val="en-US"/>
+        </w:rPr>
+      </w:pPr>
+      <w:r>
+        <w:rPr>
+          <w:rFonts w:ascii="Arial" w:hAnsi="Arial" w:cs="Arial"/>
+          <w:b/>
+          <w:bCs/>
+          <w:color w:val="000000" w:themeColor="text1"/>
+          <w:lang w:val="en-US"/>
         </w:rPr>
         <w:t>Primary Actor:</w:t>
       </w:r>
       <w:r>
         <w:rPr>
           <w:rFonts w:ascii="Arial" w:hAnsi="Arial" w:cs="Arial"/>
-        </w:rPr>
-        <w:t> Player</w:t>
-      </w:r>
-      <w:r>
-        <w:rPr>
-          <w:rFonts w:ascii="Arial" w:hAnsi="Arial" w:cs="Arial"/>
-        </w:rPr>
-        <w:t>.</w:t>
-      </w:r>
-    </w:p>
-    <w:p>
-      <w:pPr>
-        <w:rPr>
-          <w:rFonts w:ascii="Arial" w:hAnsi="Arial" w:cs="Arial"/>
-        </w:rPr>
-      </w:pPr>
-    </w:p>
-    <w:p>
-      <w:pPr>
-        <w:rPr>
-          <w:rFonts w:ascii="Arial" w:hAnsi="Arial" w:cs="Arial"/>
-        </w:rPr>
-      </w:pPr>
-      <w:r>
-        <w:rPr>
-          <w:rFonts w:ascii="Arial" w:hAnsi="Arial" w:cs="Arial"/>
-          <w:b/>
-          <w:bCs/>
+          <w:color w:val="000000" w:themeColor="text1"/>
+          <w:lang w:val="en-US"/>
+        </w:rPr>
+        <w:t xml:space="preserve"> Player.</w:t>
+      </w:r>
+    </w:p>
+    <w:p>
+      <w:pPr>
+        <w:rPr>
+          <w:rFonts w:ascii="Arial" w:hAnsi="Arial" w:cs="Arial"/>
+          <w:color w:val="000000" w:themeColor="text1"/>
+          <w:lang w:val="en-US"/>
+        </w:rPr>
+      </w:pPr>
+    </w:p>
+    <w:p>
+      <w:pPr>
+        <w:rPr>
+          <w:rFonts w:ascii="Arial" w:hAnsi="Arial" w:cs="Arial"/>
+          <w:color w:val="000000" w:themeColor="text1"/>
+          <w:lang w:val="en-US"/>
+        </w:rPr>
+      </w:pPr>
+      <w:r>
+        <w:rPr>
+          <w:rFonts w:ascii="Arial" w:hAnsi="Arial" w:cs="Arial"/>
+          <w:b/>
+          <w:bCs/>
+          <w:color w:val="000000" w:themeColor="text1"/>
+          <w:lang w:val="en-US"/>
         </w:rPr>
         <w:t>Goal in Context:</w:t>
       </w:r>
       <w:r>
         <w:rPr>
           <w:rFonts w:ascii="Arial" w:hAnsi="Arial" w:cs="Arial"/>
-        </w:rPr>
-        <w:t> </w:t>
-      </w:r>
-      <w:r>
-        <w:rPr>
-          <w:rFonts w:ascii="Arial" w:hAnsi="Arial" w:cs="Arial"/>
-        </w:rPr>
-        <w:t>Enable</w:t>
-      </w:r>
-      <w:r>
-        <w:rPr>
-          <w:rFonts w:ascii="Arial" w:hAnsi="Arial" w:cs="Arial"/>
-        </w:rPr>
-        <w:t>s</w:t>
-      </w:r>
-      <w:r>
-        <w:rPr>
-          <w:rFonts w:ascii="Arial" w:hAnsi="Arial" w:cs="Arial"/>
-        </w:rPr>
-        <w:t xml:space="preserve"> the player to personalize their profile with custom elements such as avatars, color themes, and personal status messages.</w:t>
-      </w:r>
-    </w:p>
-    <w:p>
-      <w:pPr>
-        <w:rPr>
-          <w:rFonts w:ascii="Arial" w:hAnsi="Arial" w:cs="Arial"/>
-        </w:rPr>
-      </w:pPr>
-    </w:p>
-    <w:p>
-      <w:pPr>
-        <w:rPr>
-          <w:rFonts w:ascii="Arial" w:hAnsi="Arial" w:cs="Arial"/>
-        </w:rPr>
-      </w:pPr>
-      <w:r>
-        <w:rPr>
-          <w:rFonts w:ascii="Arial" w:hAnsi="Arial" w:cs="Arial"/>
-          <w:b/>
-          <w:bCs/>
+          <w:color w:val="000000" w:themeColor="text1"/>
+          <w:lang w:val="en-US"/>
+        </w:rPr>
+        <w:t xml:space="preserve"> Enables the player to personalize their profile with custom elements</w:t>
+      </w:r>
+    </w:p>
+    <w:p>
+      <w:pPr>
+        <w:rPr>
+          <w:rFonts w:ascii="Arial" w:hAnsi="Arial" w:cs="Arial"/>
+          <w:color w:val="000000" w:themeColor="text1"/>
+          <w:lang w:val="en-US"/>
+        </w:rPr>
+      </w:pPr>
+      <w:r>
+        <w:rPr>
+          <w:rFonts w:ascii="Arial" w:hAnsi="Arial" w:cs="Arial"/>
+          <w:color w:val="000000" w:themeColor="text1"/>
+          <w:lang w:val="en-US"/>
+        </w:rPr>
+        <w:t xml:space="preserve">such as </w:t>
+      </w:r>
+      <w:r>
+        <w:rPr>
+          <w:rFonts w:ascii="Arial" w:hAnsi="Arial" w:cs="Arial"/>
+          <w:color w:val="000000" w:themeColor="text1"/>
+          <w:lang w:val="en-US"/>
+        </w:rPr>
+        <w:t>profile images</w:t>
+      </w:r>
+      <w:r>
+        <w:rPr>
+          <w:rFonts w:ascii="Arial" w:hAnsi="Arial" w:cs="Arial"/>
+          <w:color w:val="000000" w:themeColor="text1"/>
+          <w:lang w:val="en-US"/>
+        </w:rPr>
+        <w:t>, color themes, and personal status messages.</w:t>
+      </w:r>
+    </w:p>
+    <w:p>
+      <w:pPr>
+        <w:rPr>
+          <w:rFonts w:ascii="Arial" w:hAnsi="Arial" w:cs="Arial"/>
+          <w:color w:val="000000" w:themeColor="text1"/>
+          <w:lang w:val="en-US"/>
+        </w:rPr>
+      </w:pPr>
+    </w:p>
+    <w:p>
+      <w:pPr>
+        <w:rPr>
+          <w:rFonts w:ascii="Arial" w:hAnsi="Arial" w:cs="Arial"/>
+          <w:color w:val="000000" w:themeColor="text1"/>
+          <w:lang w:val="en-US"/>
+        </w:rPr>
+      </w:pPr>
+      <w:r>
+        <w:rPr>
+          <w:rFonts w:ascii="Arial" w:hAnsi="Arial" w:cs="Arial"/>
+          <w:b/>
+          <w:bCs/>
+          <w:color w:val="000000" w:themeColor="text1"/>
+          <w:lang w:val="en-US"/>
         </w:rPr>
         <w:t>Preconditions:</w:t>
       </w:r>
       <w:r>
         <w:rPr>
           <w:rFonts w:ascii="Arial" w:hAnsi="Arial" w:cs="Arial"/>
-        </w:rPr>
-        <w:t> </w:t>
-      </w:r>
-      <w:r>
-        <w:rPr>
-          <w:rFonts w:ascii="Arial" w:hAnsi="Arial" w:cs="Arial"/>
-        </w:rPr>
-        <w:t>The player has an active account and is logged in to the platform.</w:t>
-      </w:r>
-    </w:p>
-    <w:p>
-      <w:pPr>
-        <w:rPr>
-          <w:rFonts w:ascii="Arial" w:hAnsi="Arial" w:cs="Arial"/>
-        </w:rPr>
-      </w:pPr>
-    </w:p>
-    <w:p>
-      <w:pPr>
-        <w:rPr>
-          <w:rFonts w:ascii="Arial" w:hAnsi="Arial" w:cs="Arial"/>
-        </w:rPr>
-      </w:pPr>
-      <w:r>
-        <w:rPr>
-          <w:rFonts w:ascii="Arial" w:hAnsi="Arial" w:cs="Arial"/>
-          <w:b/>
-          <w:bCs/>
+          <w:color w:val="000000" w:themeColor="text1"/>
+          <w:lang w:val="en-US"/>
+        </w:rPr>
+        <w:t xml:space="preserve"> The player has an active account and is logged in to the platform.</w:t>
+      </w:r>
+    </w:p>
+    <w:p>
+      <w:pPr>
+        <w:rPr>
+          <w:rFonts w:ascii="Arial" w:hAnsi="Arial" w:cs="Arial"/>
+          <w:color w:val="000000" w:themeColor="text1"/>
+          <w:lang w:val="en-US"/>
+        </w:rPr>
+      </w:pPr>
+      <w:r>
+        <w:rPr>
+          <w:rFonts w:ascii="Arial" w:hAnsi="Arial" w:cs="Arial"/>
+          <w:b/>
+          <w:bCs/>
+          <w:color w:val="000000" w:themeColor="text1"/>
+          <w:lang w:val="en-US"/>
         </w:rPr>
         <w:t>Trigger:</w:t>
       </w:r>
       <w:r>
         <w:rPr>
           <w:rFonts w:ascii="Arial" w:hAnsi="Arial" w:cs="Arial"/>
-        </w:rPr>
-        <w:t> </w:t>
-      </w:r>
-      <w:r>
-        <w:rPr>
-          <w:rFonts w:ascii="Arial" w:hAnsi="Arial" w:cs="Arial"/>
-        </w:rPr>
-        <w:t xml:space="preserve">The player selects the option to customize their profile from the </w:t>
-      </w:r>
-      <w:r>
-        <w:rPr>
-          <w:rFonts w:ascii="Arial" w:hAnsi="Arial" w:cs="Arial"/>
-        </w:rPr>
-        <w:t xml:space="preserve">About Player </w:t>
-      </w:r>
-      <w:r>
-        <w:rPr>
-          <w:rFonts w:ascii="Arial" w:hAnsi="Arial" w:cs="Arial"/>
+          <w:color w:val="000000" w:themeColor="text1"/>
+          <w:lang w:val="en-US"/>
+        </w:rPr>
+        <w:t xml:space="preserve"> The player selects the option to customize their profile from the About Player</w:t>
+      </w:r>
+    </w:p>
+    <w:p>
+      <w:pPr>
+        <w:rPr>
+          <w:rFonts w:ascii="Arial" w:hAnsi="Arial" w:cs="Arial"/>
+          <w:color w:val="000000" w:themeColor="text1"/>
+          <w:lang w:val="en-US"/>
+        </w:rPr>
+      </w:pPr>
+      <w:r>
+        <w:rPr>
+          <w:rFonts w:ascii="Arial" w:hAnsi="Arial" w:cs="Arial"/>
+          <w:color w:val="000000" w:themeColor="text1"/>
+          <w:lang w:val="en-US"/>
         </w:rPr>
         <w:t>profile screen.</w:t>
       </w:r>
@@ -227,371 +250,541 @@
       <w:pPr>
         <w:rPr>
           <w:rFonts w:ascii="Arial" w:hAnsi="Arial" w:cs="Arial"/>
-        </w:rPr>
-      </w:pPr>
-    </w:p>
-    <w:p>
-      <w:pPr>
-        <w:rPr>
-          <w:rFonts w:ascii="Arial" w:hAnsi="Arial" w:cs="Arial"/>
-        </w:rPr>
-      </w:pPr>
-      <w:r>
-        <w:rPr>
-          <w:rFonts w:ascii="Arial" w:hAnsi="Arial" w:cs="Arial"/>
-          <w:b/>
-          <w:bCs/>
+          <w:color w:val="000000" w:themeColor="text1"/>
+          <w:lang w:val="en-US"/>
+        </w:rPr>
+      </w:pPr>
+    </w:p>
+    <w:p>
+      <w:pPr>
+        <w:rPr>
+          <w:rFonts w:ascii="Arial" w:hAnsi="Arial" w:cs="Arial"/>
+          <w:b/>
+          <w:bCs/>
+          <w:color w:val="000000" w:themeColor="text1"/>
+          <w:lang w:val="en-US"/>
+        </w:rPr>
+      </w:pPr>
+      <w:r>
+        <w:rPr>
+          <w:rFonts w:ascii="Arial" w:hAnsi="Arial" w:cs="Arial"/>
+          <w:b/>
+          <w:bCs/>
+          <w:color w:val="000000" w:themeColor="text1"/>
+          <w:lang w:val="en-US"/>
         </w:rPr>
         <w:t>Scenario:</w:t>
       </w:r>
     </w:p>
     <w:p>
       <w:pPr>
+        <w:pStyle w:val="ListParagraph"/>
         <w:numPr>
           <w:ilvl w:val="0"/>
           <w:numId w:val="4"/>
         </w:numPr>
         <w:rPr>
           <w:rFonts w:ascii="Arial" w:hAnsi="Arial" w:cs="Arial"/>
-        </w:rPr>
-      </w:pPr>
-      <w:r>
-        <w:rPr>
-          <w:rFonts w:ascii="Arial" w:hAnsi="Arial" w:cs="Arial"/>
+          <w:color w:val="000000" w:themeColor="text1"/>
+          <w:lang w:val="en-US"/>
+        </w:rPr>
+      </w:pPr>
+      <w:r>
+        <w:rPr>
+          <w:rFonts w:ascii="Arial" w:hAnsi="Arial" w:cs="Arial"/>
+          <w:color w:val="000000" w:themeColor="text1"/>
+          <w:lang w:val="en-US"/>
         </w:rPr>
         <w:t>Player Accesses Profile Customization Page</w:t>
       </w:r>
     </w:p>
     <w:p>
       <w:pPr>
+        <w:pStyle w:val="ListParagraph"/>
         <w:numPr>
           <w:ilvl w:val="1"/>
           <w:numId w:val="4"/>
         </w:numPr>
         <w:rPr>
           <w:rFonts w:ascii="Arial" w:hAnsi="Arial" w:cs="Arial"/>
-        </w:rPr>
-      </w:pPr>
-      <w:r>
-        <w:rPr>
-          <w:rFonts w:ascii="Arial" w:hAnsi="Arial" w:cs="Arial"/>
-        </w:rPr>
-        <w:t>The player navigates to the profile page and selects "Customize Profile," opening the customization interface.</w:t>
-      </w:r>
-    </w:p>
-    <w:p>
-      <w:pPr>
+          <w:color w:val="000000" w:themeColor="text1"/>
+          <w:lang w:val="en-US"/>
+        </w:rPr>
+      </w:pPr>
+      <w:r>
+        <w:rPr>
+          <w:rFonts w:ascii="Arial" w:hAnsi="Arial" w:cs="Arial"/>
+          <w:color w:val="000000" w:themeColor="text1"/>
+          <w:lang w:val="en-US"/>
+        </w:rPr>
+        <w:t>The player navigates to the profile page and selects "Customize Profile," opening</w:t>
+      </w:r>
+      <w:r>
+        <w:rPr>
+          <w:rFonts w:ascii="Arial" w:hAnsi="Arial" w:cs="Arial"/>
+          <w:color w:val="000000" w:themeColor="text1"/>
+          <w:lang w:val="en-US"/>
+        </w:rPr>
+        <w:t xml:space="preserve"> </w:t>
+      </w:r>
+      <w:r>
+        <w:rPr>
+          <w:rFonts w:ascii="Arial" w:hAnsi="Arial" w:cs="Arial"/>
+          <w:color w:val="000000" w:themeColor="text1"/>
+          <w:lang w:val="en-US"/>
+        </w:rPr>
+        <w:t>the customization interface.</w:t>
+      </w:r>
+    </w:p>
+    <w:p>
+      <w:pPr>
+        <w:pStyle w:val="ListParagraph"/>
         <w:numPr>
           <w:ilvl w:val="0"/>
           <w:numId w:val="4"/>
         </w:numPr>
         <w:rPr>
           <w:rFonts w:ascii="Arial" w:hAnsi="Arial" w:cs="Arial"/>
-        </w:rPr>
-      </w:pPr>
-      <w:r>
-        <w:rPr>
-          <w:rFonts w:ascii="Arial" w:hAnsi="Arial" w:cs="Arial"/>
+          <w:color w:val="000000" w:themeColor="text1"/>
+          <w:lang w:val="en-US"/>
+        </w:rPr>
+      </w:pPr>
+      <w:r>
+        <w:rPr>
+          <w:rFonts w:ascii="Arial" w:hAnsi="Arial" w:cs="Arial"/>
+          <w:color w:val="000000" w:themeColor="text1"/>
+          <w:lang w:val="en-US"/>
         </w:rPr>
         <w:t>Customization Options Displayed</w:t>
       </w:r>
     </w:p>
     <w:p>
       <w:pPr>
+        <w:pStyle w:val="ListParagraph"/>
         <w:numPr>
           <w:ilvl w:val="1"/>
           <w:numId w:val="4"/>
         </w:numPr>
         <w:rPr>
           <w:rFonts w:ascii="Arial" w:hAnsi="Arial" w:cs="Arial"/>
-        </w:rPr>
-      </w:pPr>
-      <w:r>
-        <w:rPr>
-          <w:rFonts w:ascii="Arial" w:hAnsi="Arial" w:cs="Arial"/>
-        </w:rPr>
-        <w:t xml:space="preserve">The profile customization page displays a variety of options, </w:t>
-      </w:r>
-      <w:r>
-        <w:rPr>
-          <w:rFonts w:ascii="Arial" w:hAnsi="Arial" w:cs="Arial"/>
-        </w:rPr>
-        <w:t>for example</w:t>
-      </w:r>
-      <w:r>
-        <w:rPr>
-          <w:rFonts w:ascii="Arial" w:hAnsi="Arial" w:cs="Arial"/>
-        </w:rPr>
-        <w:t>:</w:t>
-      </w:r>
-    </w:p>
-    <w:p>
-      <w:pPr>
+          <w:color w:val="000000" w:themeColor="text1"/>
+          <w:lang w:val="en-US"/>
+        </w:rPr>
+      </w:pPr>
+      <w:r>
+        <w:rPr>
+          <w:rFonts w:ascii="Arial" w:hAnsi="Arial" w:cs="Arial"/>
+          <w:color w:val="000000" w:themeColor="text1"/>
+          <w:lang w:val="en-US"/>
+        </w:rPr>
+        <w:t>The profile customization page displays a variety of options, for example:</w:t>
+      </w:r>
+    </w:p>
+    <w:p>
+      <w:pPr>
+        <w:pStyle w:val="ListParagraph"/>
         <w:numPr>
           <w:ilvl w:val="2"/>
           <w:numId w:val="4"/>
         </w:numPr>
         <w:rPr>
           <w:rFonts w:ascii="Arial" w:hAnsi="Arial" w:cs="Arial"/>
-        </w:rPr>
-      </w:pPr>
-      <w:r>
-        <w:rPr>
-          <w:rFonts w:ascii="Arial" w:hAnsi="Arial" w:cs="Arial"/>
-        </w:rPr>
-        <w:t>Avatar Selection: A set of avatars (default and/or unlocked) for the player to choose from.</w:t>
-      </w:r>
-    </w:p>
-    <w:p>
-      <w:pPr>
+          <w:color w:val="000000" w:themeColor="text1"/>
+          <w:lang w:val="en-US"/>
+        </w:rPr>
+      </w:pPr>
+      <w:r>
+        <w:rPr>
+          <w:rFonts w:ascii="Arial" w:hAnsi="Arial" w:cs="Arial"/>
+          <w:color w:val="000000" w:themeColor="text1"/>
+          <w:lang w:val="en-US"/>
+        </w:rPr>
+        <w:t>Profile Image</w:t>
+      </w:r>
+      <w:r>
+        <w:rPr>
+          <w:rFonts w:ascii="Arial" w:hAnsi="Arial" w:cs="Arial"/>
+          <w:color w:val="000000" w:themeColor="text1"/>
+          <w:lang w:val="en-US"/>
+        </w:rPr>
+        <w:t xml:space="preserve"> Selection: </w:t>
+      </w:r>
+      <w:r>
+        <w:rPr>
+          <w:rFonts w:ascii="Arial" w:hAnsi="Arial" w:cs="Arial"/>
+          <w:color w:val="000000" w:themeColor="text1"/>
+          <w:lang w:val="en-US"/>
+        </w:rPr>
+        <w:t>Player can choose from a set of profile images or upload one of their choice.</w:t>
+      </w:r>
+    </w:p>
+    <w:p>
+      <w:pPr>
+        <w:pStyle w:val="ListParagraph"/>
         <w:numPr>
           <w:ilvl w:val="2"/>
           <w:numId w:val="4"/>
         </w:numPr>
         <w:rPr>
           <w:rFonts w:ascii="Arial" w:hAnsi="Arial" w:cs="Arial"/>
-        </w:rPr>
-      </w:pPr>
-      <w:r>
-        <w:rPr>
-          <w:rFonts w:ascii="Arial" w:hAnsi="Arial" w:cs="Arial"/>
-        </w:rPr>
-        <w:t>Color Themes: Options to change the color theme of their profile background and UI elements.</w:t>
-      </w:r>
-    </w:p>
-    <w:p>
-      <w:pPr>
+          <w:color w:val="000000" w:themeColor="text1"/>
+          <w:lang w:val="en-US"/>
+        </w:rPr>
+      </w:pPr>
+      <w:r>
+        <w:rPr>
+          <w:rFonts w:ascii="Arial" w:hAnsi="Arial" w:cs="Arial"/>
+          <w:color w:val="000000" w:themeColor="text1"/>
+          <w:lang w:val="en-US"/>
+        </w:rPr>
+        <w:t>Color Themes: Options to change the color theme of their profile background</w:t>
+      </w:r>
+      <w:r>
+        <w:rPr>
+          <w:rFonts w:ascii="Arial" w:hAnsi="Arial" w:cs="Arial"/>
+          <w:color w:val="000000" w:themeColor="text1"/>
+          <w:lang w:val="en-US"/>
+        </w:rPr>
+        <w:t xml:space="preserve"> </w:t>
+      </w:r>
+      <w:r>
+        <w:rPr>
+          <w:rFonts w:ascii="Arial" w:hAnsi="Arial" w:cs="Arial"/>
+          <w:color w:val="000000" w:themeColor="text1"/>
+          <w:lang w:val="en-US"/>
+        </w:rPr>
+        <w:t>and UI elements.</w:t>
+      </w:r>
+    </w:p>
+    <w:p>
+      <w:pPr>
+        <w:pStyle w:val="ListParagraph"/>
         <w:numPr>
           <w:ilvl w:val="2"/>
           <w:numId w:val="4"/>
         </w:numPr>
         <w:rPr>
           <w:rFonts w:ascii="Arial" w:hAnsi="Arial" w:cs="Arial"/>
-        </w:rPr>
-      </w:pPr>
-      <w:r>
-        <w:rPr>
-          <w:rFonts w:ascii="Arial" w:hAnsi="Arial" w:cs="Arial"/>
-        </w:rPr>
-        <w:t>Status Message: A field to add or update a personal status message visible to other players.</w:t>
-      </w:r>
-    </w:p>
-    <w:p>
-      <w:pPr>
+          <w:color w:val="000000" w:themeColor="text1"/>
+          <w:lang w:val="en-US"/>
+        </w:rPr>
+      </w:pPr>
+      <w:r>
+        <w:rPr>
+          <w:rFonts w:ascii="Arial" w:hAnsi="Arial" w:cs="Arial"/>
+          <w:color w:val="000000" w:themeColor="text1"/>
+          <w:lang w:val="en-US"/>
+        </w:rPr>
+        <w:t>Status Message: A field to add or update a personal status message visible to</w:t>
+      </w:r>
+      <w:r>
+        <w:rPr>
+          <w:rFonts w:ascii="Arial" w:hAnsi="Arial" w:cs="Arial"/>
+          <w:color w:val="000000" w:themeColor="text1"/>
+          <w:lang w:val="en-US"/>
+        </w:rPr>
+        <w:t xml:space="preserve"> </w:t>
+      </w:r>
+      <w:r>
+        <w:rPr>
+          <w:rFonts w:ascii="Arial" w:hAnsi="Arial" w:cs="Arial"/>
+          <w:color w:val="000000" w:themeColor="text1"/>
+          <w:lang w:val="en-US"/>
+        </w:rPr>
+        <w:t>other players.</w:t>
+      </w:r>
+    </w:p>
+    <w:p>
+      <w:pPr>
+        <w:pStyle w:val="ListParagraph"/>
         <w:numPr>
           <w:ilvl w:val="2"/>
           <w:numId w:val="4"/>
         </w:numPr>
         <w:rPr>
           <w:rFonts w:ascii="Arial" w:hAnsi="Arial" w:cs="Arial"/>
-        </w:rPr>
-      </w:pPr>
-      <w:r>
-        <w:rPr>
-          <w:rFonts w:ascii="Arial" w:hAnsi="Arial" w:cs="Arial"/>
-        </w:rPr>
-        <w:t>Privacy Settings: Controls to adjust the visibility of specific profile elements (e</w:t>
-      </w:r>
-      <w:r>
-        <w:rPr>
-          <w:rFonts w:ascii="Arial" w:hAnsi="Arial" w:cs="Arial"/>
-        </w:rPr>
-        <w:t xml:space="preserve">x: </w:t>
-      </w:r>
-      <w:r>
-        <w:rPr>
-          <w:rFonts w:ascii="Arial" w:hAnsi="Arial" w:cs="Arial"/>
-        </w:rPr>
-        <w:t>stats, status message) for friends or the public.</w:t>
-      </w:r>
-    </w:p>
-    <w:p>
-      <w:pPr>
+          <w:color w:val="000000" w:themeColor="text1"/>
+          <w:lang w:val="en-US"/>
+        </w:rPr>
+      </w:pPr>
+      <w:r>
+        <w:rPr>
+          <w:rFonts w:ascii="Arial" w:hAnsi="Arial" w:cs="Arial"/>
+          <w:color w:val="000000" w:themeColor="text1"/>
+          <w:lang w:val="en-US"/>
+        </w:rPr>
+        <w:t>Privacy Settings: Controls to adjust the visibility of specific profile elements</w:t>
+      </w:r>
+      <w:r>
+        <w:rPr>
+          <w:rFonts w:ascii="Arial" w:hAnsi="Arial" w:cs="Arial"/>
+          <w:color w:val="000000" w:themeColor="text1"/>
+          <w:lang w:val="en-US"/>
+        </w:rPr>
+        <w:t xml:space="preserve"> </w:t>
+      </w:r>
+      <w:r>
+        <w:rPr>
+          <w:rFonts w:ascii="Arial" w:hAnsi="Arial" w:cs="Arial"/>
+          <w:color w:val="000000" w:themeColor="text1"/>
+          <w:lang w:val="en-US"/>
+        </w:rPr>
+        <w:t>(ex: stats, status message) for friends or the public.</w:t>
+      </w:r>
+    </w:p>
+    <w:p>
+      <w:pPr>
+        <w:pStyle w:val="ListParagraph"/>
         <w:numPr>
           <w:ilvl w:val="0"/>
           <w:numId w:val="4"/>
         </w:numPr>
         <w:rPr>
           <w:rFonts w:ascii="Arial" w:hAnsi="Arial" w:cs="Arial"/>
-        </w:rPr>
-      </w:pPr>
-      <w:r>
-        <w:rPr>
-          <w:rFonts w:ascii="Arial" w:hAnsi="Arial" w:cs="Arial"/>
+          <w:color w:val="000000" w:themeColor="text1"/>
+          <w:lang w:val="en-US"/>
+        </w:rPr>
+      </w:pPr>
+      <w:r>
+        <w:rPr>
+          <w:rFonts w:ascii="Arial" w:hAnsi="Arial" w:cs="Arial"/>
+          <w:color w:val="000000" w:themeColor="text1"/>
+          <w:lang w:val="en-US"/>
         </w:rPr>
         <w:t>Apply and Save Changes</w:t>
       </w:r>
     </w:p>
     <w:p>
       <w:pPr>
+        <w:pStyle w:val="ListParagraph"/>
         <w:numPr>
           <w:ilvl w:val="1"/>
           <w:numId w:val="4"/>
         </w:numPr>
         <w:rPr>
           <w:rFonts w:ascii="Arial" w:hAnsi="Arial" w:cs="Arial"/>
-        </w:rPr>
-      </w:pPr>
-      <w:r>
-        <w:rPr>
-          <w:rFonts w:ascii="Arial" w:hAnsi="Arial" w:cs="Arial"/>
-        </w:rPr>
-        <w:t xml:space="preserve">Once satisfied with </w:t>
-      </w:r>
-      <w:r>
-        <w:rPr>
-          <w:rFonts w:ascii="Arial" w:hAnsi="Arial" w:cs="Arial"/>
-        </w:rPr>
-        <w:t>the</w:t>
-      </w:r>
-      <w:r>
-        <w:rPr>
-          <w:rFonts w:ascii="Arial" w:hAnsi="Arial" w:cs="Arial"/>
-        </w:rPr>
-        <w:t xml:space="preserve"> </w:t>
-      </w:r>
-      <w:r>
-        <w:rPr>
-          <w:rFonts w:ascii="Arial" w:hAnsi="Arial" w:cs="Arial"/>
-        </w:rPr>
-        <w:t xml:space="preserve">selections, the player can apply and save </w:t>
-      </w:r>
-      <w:r>
-        <w:rPr>
-          <w:rFonts w:ascii="Arial" w:hAnsi="Arial" w:cs="Arial"/>
-        </w:rPr>
-        <w:t xml:space="preserve">their </w:t>
-      </w:r>
-      <w:r>
-        <w:rPr>
-          <w:rFonts w:ascii="Arial" w:hAnsi="Arial" w:cs="Arial"/>
-        </w:rPr>
-        <w:t>changes.</w:t>
-      </w:r>
-    </w:p>
-    <w:p>
-      <w:pPr>
+          <w:color w:val="000000" w:themeColor="text1"/>
+          <w:lang w:val="en-US"/>
+        </w:rPr>
+      </w:pPr>
+      <w:r>
+        <w:rPr>
+          <w:rFonts w:ascii="Arial" w:hAnsi="Arial" w:cs="Arial"/>
+          <w:color w:val="000000" w:themeColor="text1"/>
+          <w:lang w:val="en-US"/>
+        </w:rPr>
+        <w:t>Once satisfied with the selections, the player can apply and save their changes.</w:t>
+      </w:r>
+    </w:p>
+    <w:p>
+      <w:pPr>
+        <w:pStyle w:val="ListParagraph"/>
         <w:numPr>
           <w:ilvl w:val="1"/>
           <w:numId w:val="4"/>
         </w:numPr>
         <w:rPr>
           <w:rFonts w:ascii="Arial" w:hAnsi="Arial" w:cs="Arial"/>
-        </w:rPr>
-      </w:pPr>
-      <w:r>
-        <w:rPr>
-          <w:rFonts w:ascii="Arial" w:hAnsi="Arial" w:cs="Arial"/>
-        </w:rPr>
-        <w:t>A confirmation message is displayed</w:t>
-      </w:r>
-      <w:r>
-        <w:rPr>
-          <w:rFonts w:ascii="Arial" w:hAnsi="Arial" w:cs="Arial"/>
-        </w:rPr>
-        <w:t xml:space="preserve"> </w:t>
-      </w:r>
-      <w:r>
-        <w:rPr>
-          <w:rFonts w:ascii="Arial" w:hAnsi="Arial" w:cs="Arial"/>
-        </w:rPr>
-        <w:t>indicating successful profile updates.</w:t>
-      </w:r>
-    </w:p>
-    <w:p>
-      <w:pPr>
+          <w:color w:val="000000" w:themeColor="text1"/>
+          <w:lang w:val="en-US"/>
+        </w:rPr>
+      </w:pPr>
+      <w:r>
+        <w:rPr>
+          <w:rFonts w:ascii="Arial" w:hAnsi="Arial" w:cs="Arial"/>
+          <w:color w:val="000000" w:themeColor="text1"/>
+          <w:lang w:val="en-US"/>
+        </w:rPr>
+        <w:t>A confirmation message is displayed indicating successful profile updates.</w:t>
+      </w:r>
+    </w:p>
+    <w:p>
+      <w:pPr>
+        <w:pStyle w:val="ListParagraph"/>
         <w:numPr>
           <w:ilvl w:val="0"/>
           <w:numId w:val="4"/>
         </w:numPr>
         <w:rPr>
           <w:rFonts w:ascii="Arial" w:hAnsi="Arial" w:cs="Arial"/>
-        </w:rPr>
-      </w:pPr>
-      <w:r>
-        <w:rPr>
-          <w:rFonts w:ascii="Arial" w:hAnsi="Arial" w:cs="Arial"/>
+          <w:color w:val="000000" w:themeColor="text1"/>
+          <w:lang w:val="en-US"/>
+        </w:rPr>
+      </w:pPr>
+      <w:r>
+        <w:rPr>
+          <w:rFonts w:ascii="Arial" w:hAnsi="Arial" w:cs="Arial"/>
+          <w:color w:val="000000" w:themeColor="text1"/>
+          <w:lang w:val="en-US"/>
         </w:rPr>
         <w:t>Changes Reflect on Profile</w:t>
       </w:r>
     </w:p>
     <w:p>
       <w:pPr>
+        <w:pStyle w:val="ListParagraph"/>
         <w:numPr>
           <w:ilvl w:val="1"/>
           <w:numId w:val="4"/>
         </w:numPr>
         <w:rPr>
           <w:rFonts w:ascii="Arial" w:hAnsi="Arial" w:cs="Arial"/>
-        </w:rPr>
-      </w:pPr>
-      <w:r>
-        <w:rPr>
-          <w:rFonts w:ascii="Arial" w:hAnsi="Arial" w:cs="Arial"/>
-        </w:rPr>
-        <w:t>Once saved. T</w:t>
-      </w:r>
-      <w:r>
-        <w:rPr>
-          <w:rFonts w:ascii="Arial" w:hAnsi="Arial" w:cs="Arial"/>
-        </w:rPr>
-        <w:t>he profile updates immediately, allowing the player and others to see the new avatar, theme, status message</w:t>
-      </w:r>
-      <w:r>
-        <w:rPr>
-          <w:rFonts w:ascii="Arial" w:hAnsi="Arial" w:cs="Arial"/>
-        </w:rPr>
-        <w:t xml:space="preserve"> etc.</w:t>
-      </w:r>
-    </w:p>
-    <w:p>
-      <w:pPr>
-        <w:ind w:left="720"/>
-        <w:rPr>
-          <w:rFonts w:ascii="Arial" w:hAnsi="Arial" w:cs="Arial"/>
-        </w:rPr>
-      </w:pPr>
-    </w:p>
-    <w:p>
-      <w:pPr>
-        <w:rPr>
-          <w:rFonts w:ascii="Arial" w:hAnsi="Arial" w:cs="Arial"/>
-        </w:rPr>
-      </w:pPr>
-      <w:r>
-        <w:rPr>
-          <w:rFonts w:ascii="Arial" w:hAnsi="Arial" w:cs="Arial"/>
-          <w:b/>
-          <w:bCs/>
+          <w:color w:val="000000" w:themeColor="text1"/>
+          <w:lang w:val="en-US"/>
+        </w:rPr>
+      </w:pPr>
+      <w:r>
+        <w:rPr>
+          <w:rFonts w:ascii="Arial" w:hAnsi="Arial" w:cs="Arial"/>
+          <w:color w:val="000000" w:themeColor="text1"/>
+          <w:lang w:val="en-US"/>
+        </w:rPr>
+        <w:t>Once saved. The profile updates immediately, allowing the player and others to</w:t>
+      </w:r>
+      <w:r>
+        <w:rPr>
+          <w:rFonts w:ascii="Arial" w:hAnsi="Arial" w:cs="Arial"/>
+          <w:color w:val="000000" w:themeColor="text1"/>
+          <w:lang w:val="en-US"/>
+        </w:rPr>
+        <w:t xml:space="preserve"> </w:t>
+      </w:r>
+      <w:r>
+        <w:rPr>
+          <w:rFonts w:ascii="Arial" w:hAnsi="Arial" w:cs="Arial"/>
+          <w:color w:val="000000" w:themeColor="text1"/>
+          <w:lang w:val="en-US"/>
+        </w:rPr>
+        <w:t>see the new avatar, theme, status message etc.</w:t>
+      </w:r>
+    </w:p>
+    <w:p>
+      <w:pPr>
+        <w:rPr>
+          <w:rFonts w:ascii="Arial" w:hAnsi="Arial" w:cs="Arial"/>
+          <w:b/>
+          <w:bCs/>
+          <w:color w:val="000000" w:themeColor="text1"/>
+          <w:lang w:val="en-US"/>
+        </w:rPr>
+      </w:pPr>
+    </w:p>
+    <w:p>
+      <w:pPr>
+        <w:rPr>
+          <w:rFonts w:ascii="Arial" w:hAnsi="Arial" w:cs="Arial"/>
+          <w:color w:val="000000" w:themeColor="text1"/>
+          <w:lang w:val="en-US"/>
+        </w:rPr>
+      </w:pPr>
+      <w:r>
+        <w:rPr>
+          <w:rFonts w:ascii="Arial" w:hAnsi="Arial" w:cs="Arial"/>
+          <w:b/>
+          <w:bCs/>
+          <w:color w:val="000000" w:themeColor="text1"/>
+          <w:lang w:val="en-US"/>
         </w:rPr>
         <w:t>Post-Conditions:</w:t>
       </w:r>
       <w:r>
         <w:rPr>
           <w:rFonts w:ascii="Arial" w:hAnsi="Arial" w:cs="Arial"/>
-        </w:rPr>
-        <w:t> The player is returned to the lobby/player profile screen, and all game statistics and progress are accurately updated in the system.</w:t>
-      </w:r>
-    </w:p>
-    <w:p>
-      <w:pPr>
-        <w:rPr>
-          <w:rFonts w:ascii="Arial" w:hAnsi="Arial" w:cs="Arial"/>
-        </w:rPr>
-      </w:pPr>
-    </w:p>
-    <w:p>
-      <w:pPr>
-        <w:rPr>
-          <w:rFonts w:ascii="Arial" w:hAnsi="Arial" w:cs="Arial"/>
-        </w:rPr>
-      </w:pPr>
-      <w:r>
-        <w:rPr>
-          <w:rFonts w:ascii="Arial" w:hAnsi="Arial" w:cs="Arial"/>
-          <w:b/>
-          <w:bCs/>
-        </w:rPr>
+          <w:color w:val="000000" w:themeColor="text1"/>
+          <w:lang w:val="en-US"/>
+        </w:rPr>
+        <w:t xml:space="preserve"> </w:t>
+      </w:r>
+      <w:r>
+        <w:rPr>
+          <w:rFonts w:ascii="Arial" w:hAnsi="Arial" w:cs="Arial"/>
+          <w:color w:val="000000" w:themeColor="text1"/>
+        </w:rPr>
+        <w:t>The player is redirected to the main profile page or lobby, and their new customization choices are fully implemented</w:t>
+      </w:r>
+      <w:r>
+        <w:rPr>
+          <w:rFonts w:ascii="Arial" w:hAnsi="Arial" w:cs="Arial"/>
+          <w:color w:val="000000" w:themeColor="text1"/>
+        </w:rPr>
+        <w:t>.</w:t>
+      </w:r>
+    </w:p>
+    <w:p>
+      <w:pPr>
+        <w:rPr>
+          <w:rFonts w:ascii="Arial" w:hAnsi="Arial" w:cs="Arial"/>
+          <w:color w:val="000000" w:themeColor="text1"/>
+          <w:lang w:val="en-US"/>
+        </w:rPr>
+      </w:pPr>
+    </w:p>
+    <w:p>
+      <w:pPr>
+        <w:rPr>
+          <w:rFonts w:ascii="Arial" w:hAnsi="Arial" w:cs="Arial"/>
+          <w:color w:val="000000" w:themeColor="text1"/>
+          <w:lang w:val="en-US"/>
+        </w:rPr>
+      </w:pPr>
+    </w:p>
+    <w:p>
+      <w:pPr>
+        <w:rPr>
+          <w:rFonts w:ascii="Arial" w:hAnsi="Arial" w:cs="Arial"/>
+          <w:color w:val="000000" w:themeColor="text1"/>
+          <w:lang w:val="en-US"/>
+        </w:rPr>
+      </w:pPr>
+    </w:p>
+    <w:p>
+      <w:pPr>
+        <w:rPr>
+          <w:rFonts w:ascii="Arial" w:hAnsi="Arial" w:cs="Arial"/>
+          <w:color w:val="000000" w:themeColor="text1"/>
+          <w:lang w:val="en-US"/>
+        </w:rPr>
+      </w:pPr>
+    </w:p>
+    <w:p>
+      <w:pPr>
+        <w:rPr>
+          <w:rFonts w:ascii="Arial" w:hAnsi="Arial" w:cs="Arial"/>
+          <w:color w:val="000000" w:themeColor="text1"/>
+          <w:lang w:val="en-US"/>
+        </w:rPr>
+      </w:pPr>
+    </w:p>
+    <w:p>
+      <w:pPr>
+        <w:rPr>
+          <w:rFonts w:ascii="Arial" w:hAnsi="Arial" w:cs="Arial"/>
+          <w:b/>
+          <w:bCs/>
+          <w:color w:val="000000" w:themeColor="text1"/>
+          <w:lang w:val="en-US"/>
+        </w:rPr>
+      </w:pPr>
+    </w:p>
+    <w:p>
+      <w:pPr>
+        <w:rPr>
+          <w:rFonts w:ascii="Arial" w:hAnsi="Arial" w:cs="Arial"/>
+          <w:b/>
+          <w:bCs/>
+          <w:color w:val="000000" w:themeColor="text1"/>
+          <w:lang w:val="en-US"/>
+        </w:rPr>
+      </w:pPr>
+      <w:r>
+        <w:rPr>
+          <w:rFonts w:ascii="Arial" w:hAnsi="Arial" w:cs="Arial"/>
+          <w:b/>
+          <w:bCs/>
+          <w:color w:val="000000" w:themeColor="text1"/>
+          <w:lang w:val="en-US"/>
+        </w:rPr>
+        <w:lastRenderedPageBreak/>
         <w:t>Exceptions:</w:t>
       </w:r>
     </w:p>
@@ -600,23 +793,35 @@
         <w:pStyle w:val="ListParagraph"/>
         <w:numPr>
           <w:ilvl w:val="0"/>
-          <w:numId w:val="6"/>
+          <w:numId w:val="5"/>
         </w:numPr>
         <w:rPr>
           <w:rFonts w:ascii="Arial" w:hAnsi="Arial" w:cs="Arial"/>
-        </w:rPr>
-      </w:pPr>
-      <w:r>
-        <w:rPr>
-          <w:rFonts w:ascii="Arial" w:hAnsi="Arial" w:cs="Arial"/>
-        </w:rPr>
-        <w:t>Invalid or Restricted Content in Status Message</w:t>
-      </w:r>
-      <w:r>
-        <w:rPr>
-          <w:rFonts w:ascii="Arial" w:hAnsi="Arial" w:cs="Arial"/>
-        </w:rPr>
-        <w:t xml:space="preserve">. </w:t>
+          <w:b/>
+          <w:bCs/>
+          <w:color w:val="000000" w:themeColor="text1"/>
+          <w:lang w:val="en-US"/>
+        </w:rPr>
+      </w:pPr>
+      <w:r>
+        <w:rPr>
+          <w:rFonts w:ascii="Arial" w:hAnsi="Arial" w:cs="Arial"/>
+          <w:b/>
+          <w:bCs/>
+          <w:color w:val="000000" w:themeColor="text1"/>
+          <w:lang w:val="en-US"/>
+        </w:rPr>
+        <w:t>I</w:t>
+      </w:r>
+      <w:r>
+        <w:rPr>
+          <w:rFonts w:ascii="Arial" w:hAnsi="Arial" w:cs="Arial"/>
+          <w:b/>
+          <w:bCs/>
+          <w:color w:val="000000" w:themeColor="text1"/>
+          <w:lang w:val="en-US"/>
+        </w:rPr>
+        <w:t>nvalid or Restricted Content in Status Message.</w:t>
       </w:r>
     </w:p>
     <w:p>
@@ -624,286 +829,582 @@
         <w:pStyle w:val="ListParagraph"/>
         <w:numPr>
           <w:ilvl w:val="1"/>
-          <w:numId w:val="6"/>
+          <w:numId w:val="5"/>
         </w:numPr>
         <w:rPr>
           <w:rFonts w:ascii="Arial" w:hAnsi="Arial" w:cs="Arial"/>
-        </w:rPr>
-      </w:pPr>
-      <w:r>
-        <w:rPr>
-          <w:rFonts w:ascii="Arial" w:hAnsi="Arial" w:cs="Arial"/>
-        </w:rPr>
-        <w:t>If the player enters inappropriate language or restricted content in their status message, an error message is displayed explaining that the status message contains prohibited content.</w:t>
-      </w:r>
-    </w:p>
-    <w:p>
-      <w:pPr>
-        <w:ind w:left="720"/>
-        <w:rPr>
-          <w:rFonts w:ascii="Arial" w:hAnsi="Arial" w:cs="Arial"/>
-        </w:rPr>
-      </w:pPr>
-    </w:p>
-    <w:p>
-      <w:pPr>
-        <w:rPr>
-          <w:rFonts w:ascii="Arial" w:hAnsi="Arial" w:cs="Arial"/>
-        </w:rPr>
-      </w:pPr>
-      <w:r>
-        <w:rPr>
-          <w:rFonts w:ascii="Arial" w:hAnsi="Arial" w:cs="Arial"/>
-          <w:b/>
-          <w:bCs/>
-        </w:rPr>
-        <w:t>Priority:</w:t>
-      </w:r>
-      <w:r>
-        <w:rPr>
-          <w:rFonts w:ascii="Arial" w:hAnsi="Arial" w:cs="Arial"/>
-        </w:rPr>
-        <w:t> </w:t>
-      </w:r>
-      <w:r>
-        <w:rPr>
-          <w:rFonts w:ascii="Arial" w:hAnsi="Arial" w:cs="Arial"/>
-        </w:rPr>
-        <w:t xml:space="preserve">High. </w:t>
-      </w:r>
-    </w:p>
-    <w:p>
-      <w:pPr>
-        <w:rPr>
-          <w:rFonts w:ascii="Arial" w:hAnsi="Arial" w:cs="Arial"/>
-        </w:rPr>
-      </w:pPr>
-    </w:p>
-    <w:p>
-      <w:pPr>
-        <w:rPr>
-          <w:rFonts w:ascii="Arial" w:hAnsi="Arial" w:cs="Arial"/>
-        </w:rPr>
-      </w:pPr>
-      <w:r>
-        <w:rPr>
-          <w:rFonts w:ascii="Arial" w:hAnsi="Arial" w:cs="Arial"/>
-          <w:b/>
-          <w:bCs/>
-        </w:rPr>
-        <w:lastRenderedPageBreak/>
-        <w:t>When available:</w:t>
-      </w:r>
-      <w:r>
-        <w:rPr>
-          <w:rFonts w:ascii="Arial" w:hAnsi="Arial" w:cs="Arial"/>
-        </w:rPr>
-        <w:t> First Iteration</w:t>
-      </w:r>
-      <w:r>
-        <w:rPr>
-          <w:rFonts w:ascii="Arial" w:hAnsi="Arial" w:cs="Arial"/>
-        </w:rPr>
-        <w:t>.</w:t>
-      </w:r>
-    </w:p>
-    <w:p>
-      <w:pPr>
-        <w:rPr>
-          <w:rFonts w:ascii="Arial" w:hAnsi="Arial" w:cs="Arial"/>
-        </w:rPr>
-      </w:pPr>
-    </w:p>
-    <w:p>
-      <w:pPr>
-        <w:rPr>
-          <w:rFonts w:ascii="Arial" w:hAnsi="Arial" w:cs="Arial"/>
-        </w:rPr>
-      </w:pPr>
-      <w:r>
-        <w:rPr>
-          <w:rFonts w:ascii="Arial" w:hAnsi="Arial" w:cs="Arial"/>
-          <w:b/>
-          <w:bCs/>
-        </w:rPr>
-        <w:t>Frequency of Use:</w:t>
-      </w:r>
-      <w:r>
-        <w:rPr>
-          <w:rFonts w:ascii="Arial" w:hAnsi="Arial" w:cs="Arial"/>
-        </w:rPr>
-        <w:t> </w:t>
-      </w:r>
-      <w:r>
-        <w:rPr>
-          <w:rFonts w:ascii="Arial" w:hAnsi="Arial" w:cs="Arial"/>
-        </w:rPr>
-        <w:t>Frequent.</w:t>
-      </w:r>
-      <w:r>
-        <w:rPr>
-          <w:rFonts w:ascii="Arial" w:hAnsi="Arial" w:cs="Arial"/>
+          <w:b/>
+          <w:bCs/>
+          <w:color w:val="000000" w:themeColor="text1"/>
+          <w:lang w:val="en-US"/>
+        </w:rPr>
+      </w:pPr>
+      <w:r>
+        <w:rPr>
+          <w:rFonts w:ascii="Arial" w:hAnsi="Arial" w:cs="Arial"/>
+          <w:color w:val="000000" w:themeColor="text1"/>
+          <w:lang w:val="en-US"/>
+        </w:rPr>
+        <w:t>If the player enters inappropriate language or restricted content in their</w:t>
+      </w:r>
+      <w:r>
+        <w:rPr>
+          <w:rFonts w:ascii="Arial" w:hAnsi="Arial" w:cs="Arial"/>
+          <w:color w:val="000000" w:themeColor="text1"/>
+          <w:lang w:val="en-US"/>
         </w:rPr>
         <w:t xml:space="preserve"> </w:t>
       </w:r>
       <w:r>
         <w:rPr>
           <w:rFonts w:ascii="Arial" w:hAnsi="Arial" w:cs="Arial"/>
-        </w:rPr>
-        <w:t xml:space="preserve">User may wish to change their profile at any time. </w:t>
-      </w:r>
-    </w:p>
-    <w:p>
-      <w:pPr>
-        <w:rPr>
-          <w:rFonts w:ascii="Arial" w:hAnsi="Arial" w:cs="Arial"/>
-        </w:rPr>
-      </w:pPr>
-    </w:p>
-    <w:p>
-      <w:pPr>
-        <w:rPr>
-          <w:rFonts w:ascii="Arial" w:hAnsi="Arial" w:cs="Arial"/>
-        </w:rPr>
-      </w:pPr>
-      <w:r>
-        <w:rPr>
-          <w:rFonts w:ascii="Arial" w:hAnsi="Arial" w:cs="Arial"/>
-          <w:b/>
-          <w:bCs/>
-        </w:rPr>
-        <w:t>Channel to Actor:</w:t>
-      </w:r>
-      <w:r>
-        <w:rPr>
-          <w:rFonts w:ascii="Arial" w:hAnsi="Arial" w:cs="Arial"/>
-        </w:rPr>
-        <w:t> Player interacts with the game interface via a graphical user interface.</w:t>
-      </w:r>
-    </w:p>
-    <w:p>
-      <w:pPr>
-        <w:rPr>
-          <w:rFonts w:ascii="Arial" w:hAnsi="Arial" w:cs="Arial"/>
-        </w:rPr>
-      </w:pPr>
-    </w:p>
-    <w:p>
-      <w:pPr>
-        <w:rPr>
-          <w:rFonts w:ascii="Arial" w:hAnsi="Arial" w:cs="Arial"/>
-        </w:rPr>
-      </w:pPr>
-      <w:r>
-        <w:rPr>
-          <w:rFonts w:ascii="Arial" w:hAnsi="Arial" w:cs="Arial"/>
-          <w:b/>
-          <w:bCs/>
-        </w:rPr>
-        <w:t>Secondary Actor:</w:t>
-      </w:r>
-      <w:r>
-        <w:rPr>
-          <w:rFonts w:ascii="Arial" w:hAnsi="Arial" w:cs="Arial"/>
-        </w:rPr>
-        <w:t> N/A</w:t>
-      </w:r>
-      <w:r>
-        <w:rPr>
-          <w:rFonts w:ascii="Arial" w:hAnsi="Arial" w:cs="Arial"/>
-        </w:rPr>
-        <w:t>.</w:t>
-      </w:r>
-    </w:p>
-    <w:p>
-      <w:pPr>
-        <w:rPr>
-          <w:rFonts w:ascii="Arial" w:hAnsi="Arial" w:cs="Arial"/>
-        </w:rPr>
-      </w:pPr>
-    </w:p>
-    <w:p>
-      <w:pPr>
-        <w:rPr>
-          <w:rFonts w:ascii="Arial" w:hAnsi="Arial" w:cs="Arial"/>
-        </w:rPr>
-      </w:pPr>
-      <w:r>
-        <w:rPr>
-          <w:rFonts w:ascii="Arial" w:hAnsi="Arial" w:cs="Arial"/>
-          <w:b/>
-          <w:bCs/>
-        </w:rPr>
-        <w:t>Channel to Secondary Actor:</w:t>
-      </w:r>
-      <w:r>
-        <w:rPr>
-          <w:rFonts w:ascii="Arial" w:hAnsi="Arial" w:cs="Arial"/>
-        </w:rPr>
-        <w:t> N/A</w:t>
-      </w:r>
-      <w:r>
-        <w:rPr>
-          <w:rFonts w:ascii="Arial" w:hAnsi="Arial" w:cs="Arial"/>
-        </w:rPr>
-        <w:t>.</w:t>
-      </w:r>
-    </w:p>
-    <w:p>
-      <w:pPr>
-        <w:rPr>
-          <w:rFonts w:ascii="Arial" w:hAnsi="Arial" w:cs="Arial"/>
-        </w:rPr>
-      </w:pPr>
-    </w:p>
-    <w:p>
-      <w:pPr>
-        <w:rPr>
-          <w:rFonts w:ascii="Arial" w:hAnsi="Arial" w:cs="Arial"/>
-        </w:rPr>
-      </w:pPr>
-      <w:r>
-        <w:rPr>
-          <w:rFonts w:ascii="Arial" w:hAnsi="Arial" w:cs="Arial"/>
-          <w:b/>
-          <w:bCs/>
-        </w:rPr>
-        <w:t>Open Issues:</w:t>
-      </w:r>
-    </w:p>
-    <w:p>
-      <w:pPr>
+          <w:color w:val="000000" w:themeColor="text1"/>
+          <w:lang w:val="en-US"/>
+        </w:rPr>
+        <w:t>status message, an error message is displayed explaining that the status</w:t>
+      </w:r>
+      <w:r>
+        <w:rPr>
+          <w:rFonts w:ascii="Arial" w:hAnsi="Arial" w:cs="Arial"/>
+          <w:color w:val="000000" w:themeColor="text1"/>
+          <w:lang w:val="en-US"/>
+        </w:rPr>
+        <w:t xml:space="preserve"> </w:t>
+      </w:r>
+      <w:r>
+        <w:rPr>
+          <w:rFonts w:ascii="Arial" w:hAnsi="Arial" w:cs="Arial"/>
+          <w:color w:val="000000" w:themeColor="text1"/>
+          <w:lang w:val="en-US"/>
+        </w:rPr>
+        <w:t>message contains prohibited content.</w:t>
+      </w:r>
+    </w:p>
+    <w:p>
+      <w:pPr>
+        <w:pStyle w:val="ListParagraph"/>
         <w:numPr>
           <w:ilvl w:val="0"/>
-          <w:numId w:val="3"/>
+          <w:numId w:val="5"/>
         </w:numPr>
         <w:rPr>
           <w:rFonts w:ascii="Arial" w:hAnsi="Arial" w:cs="Arial"/>
-        </w:rPr>
-      </w:pPr>
-      <w:r>
-        <w:rPr>
-          <w:rFonts w:ascii="Arial" w:hAnsi="Arial" w:cs="Arial"/>
-        </w:rPr>
-        <w:t>Determine if stats can be accessed later in the player’s profile for review after leaving the aftermath screen.</w:t>
-      </w:r>
-    </w:p>
-    <w:p>
-      <w:pPr>
+          <w:b/>
+          <w:bCs/>
+          <w:color w:val="000000" w:themeColor="text1"/>
+          <w:lang w:val="en-US"/>
+        </w:rPr>
+      </w:pPr>
+      <w:r>
+        <w:rPr>
+          <w:rFonts w:ascii="Arial" w:eastAsia="Times New Roman" w:hAnsi="Arial" w:cs="Arial"/>
+          <w:color w:val="000000" w:themeColor="text1"/>
+          <w:kern w:val="0"/>
+          <w14:ligatures w14:val="none"/>
+        </w:rPr>
+        <w:t xml:space="preserve"> </w:t>
+      </w:r>
+      <w:r>
+        <w:rPr>
+          <w:rFonts w:ascii="Arial" w:eastAsia="Times New Roman" w:hAnsi="Arial" w:cs="Arial"/>
+          <w:b/>
+          <w:bCs/>
+          <w:color w:val="000000" w:themeColor="text1"/>
+          <w:kern w:val="0"/>
+          <w14:ligatures w14:val="none"/>
+        </w:rPr>
+        <w:t>Customization Page Fails to Load</w:t>
+      </w:r>
+    </w:p>
+    <w:p>
+      <w:pPr>
+        <w:pStyle w:val="ListParagraph"/>
+        <w:numPr>
+          <w:ilvl w:val="1"/>
+          <w:numId w:val="5"/>
+        </w:numPr>
+        <w:rPr>
+          <w:rFonts w:ascii="Arial" w:hAnsi="Arial" w:cs="Arial"/>
+          <w:b/>
+          <w:bCs/>
+          <w:color w:val="000000" w:themeColor="text1"/>
+          <w:lang w:val="en-US"/>
+        </w:rPr>
+      </w:pPr>
+      <w:r>
+        <w:rPr>
+          <w:rFonts w:ascii="Arial" w:eastAsia="Times New Roman" w:hAnsi="Arial" w:cs="Arial"/>
+          <w:color w:val="000000" w:themeColor="text1"/>
+          <w:kern w:val="0"/>
+          <w14:ligatures w14:val="none"/>
+        </w:rPr>
+        <w:t>I</w:t>
+      </w:r>
+      <w:r>
+        <w:rPr>
+          <w:rFonts w:ascii="Arial" w:eastAsia="Times New Roman" w:hAnsi="Arial" w:cs="Arial"/>
+          <w:color w:val="000000" w:themeColor="text1"/>
+          <w:kern w:val="0"/>
+          <w14:ligatures w14:val="none"/>
+        </w:rPr>
+        <w:t>f the profile customization page fails to load, an error message is displayed, and the player is redirected back to the main profile page.</w:t>
+      </w:r>
+    </w:p>
+    <w:p>
+      <w:pPr>
+        <w:pStyle w:val="ListParagraph"/>
         <w:numPr>
           <w:ilvl w:val="0"/>
-          <w:numId w:val="3"/>
+          <w:numId w:val="5"/>
         </w:numPr>
         <w:rPr>
           <w:rFonts w:ascii="Arial" w:hAnsi="Arial" w:cs="Arial"/>
-        </w:rPr>
-      </w:pPr>
-      <w:r>
-        <w:rPr>
-          <w:rFonts w:ascii="Arial" w:hAnsi="Arial" w:cs="Arial"/>
-        </w:rPr>
-        <w:t>Clarify whether players can manually choose to skip or delay the stats display and proceed directly to the lobby/player profile.</w:t>
-      </w:r>
+          <w:b/>
+          <w:bCs/>
+          <w:color w:val="000000" w:themeColor="text1"/>
+          <w:lang w:val="en-US"/>
+        </w:rPr>
+      </w:pPr>
+      <w:r>
+        <w:rPr>
+          <w:rFonts w:ascii="Arial" w:eastAsia="Times New Roman" w:hAnsi="Arial" w:cs="Arial"/>
+          <w:b/>
+          <w:bCs/>
+          <w:color w:val="000000" w:themeColor="text1"/>
+          <w:kern w:val="0"/>
+          <w14:ligatures w14:val="none"/>
+        </w:rPr>
+        <w:t>Save Operation Fails</w:t>
+      </w:r>
+    </w:p>
+    <w:p>
+      <w:pPr>
+        <w:pStyle w:val="ListParagraph"/>
+        <w:numPr>
+          <w:ilvl w:val="1"/>
+          <w:numId w:val="5"/>
+        </w:numPr>
+        <w:rPr>
+          <w:rFonts w:ascii="Arial" w:hAnsi="Arial" w:cs="Arial"/>
+          <w:b/>
+          <w:bCs/>
+          <w:color w:val="000000" w:themeColor="text1"/>
+          <w:lang w:val="en-US"/>
+        </w:rPr>
+      </w:pPr>
+      <w:r>
+        <w:rPr>
+          <w:rFonts w:ascii="Arial" w:eastAsia="Times New Roman" w:hAnsi="Arial" w:cs="Arial"/>
+          <w:color w:val="000000" w:themeColor="text1"/>
+          <w:kern w:val="0"/>
+          <w14:ligatures w14:val="none"/>
+        </w:rPr>
+        <w:t>If the system is unable to save changes (</w:t>
+      </w:r>
+      <w:r>
+        <w:rPr>
+          <w:rFonts w:ascii="Arial" w:eastAsia="Times New Roman" w:hAnsi="Arial" w:cs="Arial"/>
+          <w:color w:val="000000" w:themeColor="text1"/>
+          <w:kern w:val="0"/>
+          <w14:ligatures w14:val="none"/>
+        </w:rPr>
+        <w:t>ex:</w:t>
+      </w:r>
+      <w:r>
+        <w:rPr>
+          <w:rFonts w:ascii="Arial" w:eastAsia="Times New Roman" w:hAnsi="Arial" w:cs="Arial"/>
+          <w:color w:val="000000" w:themeColor="text1"/>
+          <w:kern w:val="0"/>
+          <w14:ligatures w14:val="none"/>
+        </w:rPr>
+        <w:t xml:space="preserve"> due to connectivity issues) an error message appears, prompting the player to try again.</w:t>
+      </w:r>
+    </w:p>
+    <w:p>
+      <w:pPr>
+        <w:rPr>
+          <w:rFonts w:ascii="Arial" w:hAnsi="Arial" w:cs="Arial"/>
+          <w:b/>
+          <w:bCs/>
+          <w:color w:val="000000" w:themeColor="text1"/>
+          <w:lang w:val="en-US"/>
+        </w:rPr>
+      </w:pPr>
+    </w:p>
+    <w:p>
+      <w:pPr>
+        <w:rPr>
+          <w:rFonts w:ascii="Arial" w:hAnsi="Arial" w:cs="Arial"/>
+          <w:color w:val="000000" w:themeColor="text1"/>
+          <w:lang w:val="en-US"/>
+        </w:rPr>
+      </w:pPr>
+      <w:r>
+        <w:rPr>
+          <w:rFonts w:ascii="Arial" w:hAnsi="Arial" w:cs="Arial"/>
+          <w:b/>
+          <w:bCs/>
+          <w:color w:val="000000" w:themeColor="text1"/>
+          <w:lang w:val="en-US"/>
+        </w:rPr>
+        <w:t>Priority:</w:t>
+      </w:r>
+      <w:r>
+        <w:rPr>
+          <w:rFonts w:ascii="Arial" w:hAnsi="Arial" w:cs="Arial"/>
+          <w:color w:val="000000" w:themeColor="text1"/>
+          <w:lang w:val="en-US"/>
+        </w:rPr>
+        <w:t xml:space="preserve"> High.</w:t>
+      </w:r>
+    </w:p>
+    <w:p>
+      <w:pPr>
+        <w:rPr>
+          <w:rFonts w:ascii="Arial" w:hAnsi="Arial" w:cs="Arial"/>
+          <w:color w:val="000000" w:themeColor="text1"/>
+          <w:lang w:val="en-US"/>
+        </w:rPr>
+      </w:pPr>
+    </w:p>
+    <w:p>
+      <w:pPr>
+        <w:rPr>
+          <w:rFonts w:ascii="Arial" w:hAnsi="Arial" w:cs="Arial"/>
+          <w:color w:val="000000" w:themeColor="text1"/>
+          <w:lang w:val="en-US"/>
+        </w:rPr>
+      </w:pPr>
+      <w:r>
+        <w:rPr>
+          <w:rFonts w:ascii="Arial" w:hAnsi="Arial" w:cs="Arial"/>
+          <w:b/>
+          <w:bCs/>
+          <w:color w:val="000000" w:themeColor="text1"/>
+          <w:lang w:val="en-US"/>
+        </w:rPr>
+        <w:t>When available:</w:t>
+      </w:r>
+      <w:r>
+        <w:rPr>
+          <w:rFonts w:ascii="Arial" w:hAnsi="Arial" w:cs="Arial"/>
+          <w:color w:val="000000" w:themeColor="text1"/>
+          <w:lang w:val="en-US"/>
+        </w:rPr>
+        <w:t xml:space="preserve"> First Iteration.</w:t>
+      </w:r>
+    </w:p>
+    <w:p>
+      <w:pPr>
+        <w:rPr>
+          <w:rFonts w:ascii="Arial" w:hAnsi="Arial" w:cs="Arial"/>
+          <w:b/>
+          <w:bCs/>
+          <w:color w:val="000000" w:themeColor="text1"/>
+          <w:lang w:val="en-US"/>
+        </w:rPr>
+      </w:pPr>
+    </w:p>
+    <w:p>
+      <w:pPr>
+        <w:rPr>
+          <w:rFonts w:ascii="Arial" w:hAnsi="Arial" w:cs="Arial"/>
+          <w:color w:val="000000" w:themeColor="text1"/>
+          <w:lang w:val="en-US"/>
+        </w:rPr>
+      </w:pPr>
+      <w:r>
+        <w:rPr>
+          <w:rFonts w:ascii="Arial" w:hAnsi="Arial" w:cs="Arial"/>
+          <w:b/>
+          <w:bCs/>
+          <w:color w:val="000000" w:themeColor="text1"/>
+          <w:lang w:val="en-US"/>
+        </w:rPr>
+        <w:t>Frequency of Use:</w:t>
+      </w:r>
+      <w:r>
+        <w:rPr>
+          <w:rFonts w:ascii="Arial" w:hAnsi="Arial" w:cs="Arial"/>
+          <w:color w:val="000000" w:themeColor="text1"/>
+          <w:lang w:val="en-US"/>
+        </w:rPr>
+        <w:t xml:space="preserve"> Frequent. User may wish to change their profile at any time.</w:t>
+      </w:r>
+    </w:p>
+    <w:p>
+      <w:pPr>
+        <w:rPr>
+          <w:rFonts w:ascii="Arial" w:hAnsi="Arial" w:cs="Arial"/>
+          <w:b/>
+          <w:bCs/>
+          <w:color w:val="000000" w:themeColor="text1"/>
+          <w:lang w:val="en-US"/>
+        </w:rPr>
+      </w:pPr>
+    </w:p>
+    <w:p>
+      <w:pPr>
+        <w:rPr>
+          <w:rFonts w:ascii="Arial" w:hAnsi="Arial" w:cs="Arial"/>
+          <w:color w:val="000000" w:themeColor="text1"/>
+          <w:lang w:val="en-US"/>
+        </w:rPr>
+      </w:pPr>
+      <w:r>
+        <w:rPr>
+          <w:rFonts w:ascii="Arial" w:hAnsi="Arial" w:cs="Arial"/>
+          <w:b/>
+          <w:bCs/>
+          <w:color w:val="000000" w:themeColor="text1"/>
+          <w:lang w:val="en-US"/>
+        </w:rPr>
+        <w:t>Channel to Actor:</w:t>
+      </w:r>
+      <w:r>
+        <w:rPr>
+          <w:rFonts w:ascii="Arial" w:hAnsi="Arial" w:cs="Arial"/>
+          <w:color w:val="000000" w:themeColor="text1"/>
+          <w:lang w:val="en-US"/>
+        </w:rPr>
+        <w:t xml:space="preserve"> Player interacts with the game interface via a </w:t>
+      </w:r>
+      <w:r>
+        <w:rPr>
+          <w:rFonts w:ascii="Arial" w:hAnsi="Arial" w:cs="Arial"/>
+          <w:color w:val="000000" w:themeColor="text1"/>
+          <w:lang w:val="en-US"/>
+        </w:rPr>
+        <w:t>GUI</w:t>
+      </w:r>
+      <w:r>
+        <w:rPr>
+          <w:rFonts w:ascii="Arial" w:hAnsi="Arial" w:cs="Arial"/>
+          <w:color w:val="000000" w:themeColor="text1"/>
+          <w:lang w:val="en-US"/>
+        </w:rPr>
+        <w:t>.</w:t>
+      </w:r>
+    </w:p>
+    <w:p>
+      <w:pPr>
+        <w:rPr>
+          <w:rFonts w:ascii="Arial" w:hAnsi="Arial" w:cs="Arial"/>
+          <w:b/>
+          <w:bCs/>
+          <w:color w:val="000000" w:themeColor="text1"/>
+          <w:lang w:val="en-US"/>
+        </w:rPr>
+      </w:pPr>
+    </w:p>
+    <w:p>
+      <w:pPr>
+        <w:rPr>
+          <w:rFonts w:ascii="Arial" w:hAnsi="Arial" w:cs="Arial"/>
+          <w:color w:val="000000" w:themeColor="text1"/>
+          <w:lang w:val="en-US"/>
+        </w:rPr>
+      </w:pPr>
+      <w:r>
+        <w:rPr>
+          <w:rFonts w:ascii="Arial" w:hAnsi="Arial" w:cs="Arial"/>
+          <w:b/>
+          <w:bCs/>
+          <w:color w:val="000000" w:themeColor="text1"/>
+          <w:lang w:val="en-US"/>
+        </w:rPr>
+        <w:t>Secondary Actor:</w:t>
+      </w:r>
+      <w:r>
+        <w:rPr>
+          <w:rFonts w:ascii="Arial" w:hAnsi="Arial" w:cs="Arial"/>
+          <w:color w:val="000000" w:themeColor="text1"/>
+          <w:lang w:val="en-US"/>
+        </w:rPr>
+        <w:t xml:space="preserve"> N/A.</w:t>
+      </w:r>
+    </w:p>
+    <w:p>
+      <w:pPr>
+        <w:rPr>
+          <w:rFonts w:ascii="Arial" w:hAnsi="Arial" w:cs="Arial"/>
+          <w:b/>
+          <w:bCs/>
+          <w:color w:val="000000" w:themeColor="text1"/>
+          <w:lang w:val="en-US"/>
+        </w:rPr>
+      </w:pPr>
+    </w:p>
+    <w:p>
+      <w:pPr>
+        <w:rPr>
+          <w:rFonts w:ascii="Arial" w:hAnsi="Arial" w:cs="Arial"/>
+          <w:color w:val="000000" w:themeColor="text1"/>
+          <w:lang w:val="en-US"/>
+        </w:rPr>
+      </w:pPr>
+      <w:r>
+        <w:rPr>
+          <w:rFonts w:ascii="Arial" w:hAnsi="Arial" w:cs="Arial"/>
+          <w:b/>
+          <w:bCs/>
+          <w:color w:val="000000" w:themeColor="text1"/>
+          <w:lang w:val="en-US"/>
+        </w:rPr>
+        <w:t>Channel to Secondary Actor:</w:t>
+      </w:r>
+      <w:r>
+        <w:rPr>
+          <w:rFonts w:ascii="Arial" w:hAnsi="Arial" w:cs="Arial"/>
+          <w:color w:val="000000" w:themeColor="text1"/>
+          <w:lang w:val="en-US"/>
+        </w:rPr>
+        <w:t xml:space="preserve"> N/A.</w:t>
+      </w:r>
+    </w:p>
+    <w:p>
+      <w:pPr>
+        <w:rPr>
+          <w:rFonts w:ascii="Arial" w:hAnsi="Arial" w:cs="Arial"/>
+          <w:b/>
+          <w:bCs/>
+          <w:color w:val="000000" w:themeColor="text1"/>
+          <w:lang w:val="en-US"/>
+        </w:rPr>
+      </w:pPr>
+    </w:p>
+    <w:p>
+      <w:pPr>
+        <w:rPr>
+          <w:rFonts w:ascii="Arial" w:hAnsi="Arial" w:cs="Arial"/>
+          <w:b/>
+          <w:bCs/>
+          <w:color w:val="000000" w:themeColor="text1"/>
+          <w:lang w:val="en-US"/>
+        </w:rPr>
+      </w:pPr>
+      <w:r>
+        <w:rPr>
+          <w:rFonts w:ascii="Arial" w:hAnsi="Arial" w:cs="Arial"/>
+          <w:b/>
+          <w:bCs/>
+          <w:color w:val="000000" w:themeColor="text1"/>
+          <w:lang w:val="en-US"/>
+        </w:rPr>
+        <w:t>Open Issues:</w:t>
+      </w:r>
+    </w:p>
+    <w:p>
+      <w:pPr>
+        <w:pStyle w:val="ListParagraph"/>
+        <w:numPr>
+          <w:ilvl w:val="0"/>
+          <w:numId w:val="10"/>
+        </w:numPr>
+        <w:rPr>
+          <w:rFonts w:ascii="Arial" w:hAnsi="Arial" w:cs="Arial"/>
+          <w:b/>
+          <w:bCs/>
+          <w:color w:val="000000" w:themeColor="text1"/>
+          <w:lang w:val="en-US"/>
+        </w:rPr>
+      </w:pPr>
+      <w:r>
+        <w:rPr>
+          <w:rFonts w:ascii="Arial" w:eastAsia="Times New Roman" w:hAnsi="Arial" w:cs="Arial"/>
+          <w:b/>
+          <w:bCs/>
+          <w:color w:val="000000" w:themeColor="text1"/>
+          <w:kern w:val="0"/>
+          <w14:ligatures w14:val="none"/>
+        </w:rPr>
+        <w:t>Accessibility of Certain Customization Options</w:t>
+      </w:r>
+    </w:p>
+    <w:p>
+      <w:pPr>
+        <w:pStyle w:val="ListParagraph"/>
+        <w:numPr>
+          <w:ilvl w:val="1"/>
+          <w:numId w:val="10"/>
+        </w:numPr>
+        <w:rPr>
+          <w:rFonts w:ascii="Arial" w:hAnsi="Arial" w:cs="Arial"/>
+          <w:b/>
+          <w:bCs/>
+          <w:color w:val="000000" w:themeColor="text1"/>
+          <w:lang w:val="en-US"/>
+        </w:rPr>
+      </w:pPr>
+      <w:r>
+        <w:rPr>
+          <w:rFonts w:ascii="Arial" w:eastAsia="Times New Roman" w:hAnsi="Arial" w:cs="Arial"/>
+          <w:color w:val="000000" w:themeColor="text1"/>
+          <w:kern w:val="0"/>
+          <w14:ligatures w14:val="none"/>
+        </w:rPr>
+        <w:t>Will some avatars, color themes, or achievements require specific in-game actions or purchases to unlock?</w:t>
+      </w:r>
+    </w:p>
+    <w:p>
+      <w:pPr>
+        <w:pStyle w:val="ListParagraph"/>
+        <w:numPr>
+          <w:ilvl w:val="0"/>
+          <w:numId w:val="10"/>
+        </w:numPr>
+        <w:rPr>
+          <w:rFonts w:ascii="Arial" w:hAnsi="Arial" w:cs="Arial"/>
+          <w:b/>
+          <w:bCs/>
+          <w:color w:val="000000" w:themeColor="text1"/>
+          <w:lang w:val="en-US"/>
+        </w:rPr>
+      </w:pPr>
+      <w:r>
+        <w:rPr>
+          <w:rFonts w:ascii="Arial" w:eastAsia="Times New Roman" w:hAnsi="Arial" w:cs="Arial"/>
+          <w:b/>
+          <w:bCs/>
+          <w:color w:val="000000" w:themeColor="text1"/>
+          <w:kern w:val="0"/>
+          <w14:ligatures w14:val="none"/>
+        </w:rPr>
+        <w:t>Review History of Changes</w:t>
+      </w:r>
+    </w:p>
+    <w:p>
+      <w:pPr>
+        <w:pStyle w:val="ListParagraph"/>
+        <w:numPr>
+          <w:ilvl w:val="1"/>
+          <w:numId w:val="10"/>
+        </w:numPr>
+        <w:rPr>
+          <w:rFonts w:ascii="Arial" w:hAnsi="Arial" w:cs="Arial"/>
+          <w:b/>
+          <w:bCs/>
+          <w:color w:val="000000" w:themeColor="text1"/>
+          <w:lang w:val="en-US"/>
+        </w:rPr>
+      </w:pPr>
+      <w:r>
+        <w:rPr>
+          <w:rFonts w:ascii="Arial" w:eastAsia="Times New Roman" w:hAnsi="Arial" w:cs="Arial"/>
+          <w:color w:val="000000" w:themeColor="text1"/>
+          <w:kern w:val="0"/>
+          <w14:ligatures w14:val="none"/>
+        </w:rPr>
+        <w:t>Should players be able to view and revert to previous profile customizations?</w:t>
+      </w:r>
+    </w:p>
+    <w:p>
+      <w:pPr>
+        <w:rPr>
+          <w:rFonts w:ascii="Arial" w:hAnsi="Arial" w:cs="Arial"/>
+          <w:color w:val="000000" w:themeColor="text1"/>
+        </w:rPr>
+      </w:pPr>
     </w:p>
     <w:sectPr>
       <w:pgSz w:w="12240" w:h="15840"/>
@@ -918,13 +1419,193 @@
 <file path=word/numbering.xml><?xml version="1.0" encoding="utf-8"?>
 <w:numbering xmlns:wpc="http://schemas.microsoft.com/office/word/2010/wordprocessingCanvas" xmlns:cx="http://schemas.microsoft.com/office/drawing/2014/chartex" xmlns:cx1="http://schemas.microsoft.com/office/drawing/2015/9/8/chartex" xmlns:cx2="http://schemas.microsoft.com/office/drawing/2015/10/21/chartex" xmlns:cx3="http://schemas.microsoft.com/office/drawing/2016/5/9/chartex" xmlns:cx4="http://schemas.microsoft.com/office/drawing/2016/5/10/chartex" xmlns:cx5="http://schemas.microsoft.com/office/drawing/2016/5/11/chartex" xmlns:cx6="http://schemas.microsoft.com/office/drawing/2016/5/12/chartex" xmlns:cx7="http://schemas.microsoft.com/office/drawing/2016/5/13/chartex" xmlns:cx8="http://schemas.microsoft.com/office/drawing/2016/5/14/chartex" xmlns:mc="http://schemas.openxmlformats.org/markup-compatibility/2006" xmlns:aink="http://schemas.microsoft.com/office/drawing/2016/ink" xmlns:am3d="http://schemas.microsoft.com/office/drawing/2017/model3d" xmlns:o="urn:schemas-microsoft-com:office:office" xmlns:oel="http://schemas.microsoft.com/office/2019/extlst" xmlns:r="http://schemas.openxmlformats.org/officeDocument/2006/relationships" xmlns:m="http://schemas.openxmlformats.org/officeDocument/2006/math" xmlns:v="urn:schemas-microsoft-com:vml" xmlns:wp14="http://schemas.microsoft.com/office/word/2010/wordprocessingDrawing" xmlns:wp="http://schemas.openxmlformats.org/drawingml/2006/wordprocessingDrawing" xmlns:w10="urn:schemas-microsoft-com:office:word" xmlns:w="http://schemas.openxmlformats.org/wordprocessingml/2006/main" xmlns:w14="http://schemas.microsoft.com/office/word/2010/wordml" xmlns:w15="http://schemas.microsoft.com/office/word/2012/wordml" xmlns:w16cex="http://schemas.microsoft.com/office/word/2018/wordml/cex" xmlns:w16cid="http://schemas.microsoft.com/office/word/2016/wordml/cid" xmlns:w16="http://schemas.microsoft.com/office/word/2018/wordml" xmlns:w16du="http://schemas.microsoft.com/office/word/2023/wordml/word16du" xmlns:w16sdtdh="http://schemas.microsoft.com/office/word/2020/wordml/sdtdatahash" xmlns:w16se="http://schemas.microsoft.com/office/word/2015/wordml/symex" xmlns:wpg="http://schemas.microsoft.com/office/word/2010/wordprocessingGroup" xmlns:wpi="http://schemas.microsoft.com/office/word/2010/wordprocessingInk" xmlns:wne="http://schemas.microsoft.com/office/word/2006/wordml" xmlns:wps="http://schemas.microsoft.com/office/word/2010/wordprocessingShape" mc:Ignorable="w14 w15 w16se w16cid w16 w16cex w16sdtdh w16du wp14">
   <w:abstractNum w:abstractNumId="0" w15:restartNumberingAfterBreak="0">
-    <w:nsid w:val="365C146C"/>
+    <w:nsid w:val="10733824"/>
+    <w:multiLevelType w:val="hybridMultilevel"/>
+    <w:tmpl w:val="D6A62BB4"/>
+    <w:lvl w:ilvl="0" w:tplc="4AD42E30">
+      <w:start w:val="1"/>
+      <w:numFmt w:val="decimal"/>
+      <w:lvlText w:val="%1)"/>
+      <w:lvlJc w:val="left"/>
+      <w:pPr>
+        <w:ind w:left="720" w:hanging="360"/>
+      </w:pPr>
+      <w:rPr>
+        <w:rFonts w:hint="default"/>
+        <w:b/>
+      </w:rPr>
+    </w:lvl>
+    <w:lvl w:ilvl="1" w:tplc="04090019">
+      <w:start w:val="1"/>
+      <w:numFmt w:val="lowerLetter"/>
+      <w:lvlText w:val="%2."/>
+      <w:lvlJc w:val="left"/>
+      <w:pPr>
+        <w:ind w:left="1440" w:hanging="360"/>
+      </w:pPr>
+    </w:lvl>
+    <w:lvl w:ilvl="2" w:tplc="0409001B" w:tentative="1">
+      <w:start w:val="1"/>
+      <w:numFmt w:val="lowerRoman"/>
+      <w:lvlText w:val="%3."/>
+      <w:lvlJc w:val="right"/>
+      <w:pPr>
+        <w:ind w:left="2160" w:hanging="180"/>
+      </w:pPr>
+    </w:lvl>
+    <w:lvl w:ilvl="3" w:tplc="0409000F" w:tentative="1">
+      <w:start w:val="1"/>
+      <w:numFmt w:val="decimal"/>
+      <w:lvlText w:val="%4."/>
+      <w:lvlJc w:val="left"/>
+      <w:pPr>
+        <w:ind w:left="2880" w:hanging="360"/>
+      </w:pPr>
+    </w:lvl>
+    <w:lvl w:ilvl="4" w:tplc="04090019" w:tentative="1">
+      <w:start w:val="1"/>
+      <w:numFmt w:val="lowerLetter"/>
+      <w:lvlText w:val="%5."/>
+      <w:lvlJc w:val="left"/>
+      <w:pPr>
+        <w:ind w:left="3600" w:hanging="360"/>
+      </w:pPr>
+    </w:lvl>
+    <w:lvl w:ilvl="5" w:tplc="0409001B" w:tentative="1">
+      <w:start w:val="1"/>
+      <w:numFmt w:val="lowerRoman"/>
+      <w:lvlText w:val="%6."/>
+      <w:lvlJc w:val="right"/>
+      <w:pPr>
+        <w:ind w:left="4320" w:hanging="180"/>
+      </w:pPr>
+    </w:lvl>
+    <w:lvl w:ilvl="6" w:tplc="0409000F" w:tentative="1">
+      <w:start w:val="1"/>
+      <w:numFmt w:val="decimal"/>
+      <w:lvlText w:val="%7."/>
+      <w:lvlJc w:val="left"/>
+      <w:pPr>
+        <w:ind w:left="5040" w:hanging="360"/>
+      </w:pPr>
+    </w:lvl>
+    <w:lvl w:ilvl="7" w:tplc="04090019" w:tentative="1">
+      <w:start w:val="1"/>
+      <w:numFmt w:val="lowerLetter"/>
+      <w:lvlText w:val="%8."/>
+      <w:lvlJc w:val="left"/>
+      <w:pPr>
+        <w:ind w:left="5760" w:hanging="360"/>
+      </w:pPr>
+    </w:lvl>
+    <w:lvl w:ilvl="8" w:tplc="0409001B" w:tentative="1">
+      <w:start w:val="1"/>
+      <w:numFmt w:val="lowerRoman"/>
+      <w:lvlText w:val="%9."/>
+      <w:lvlJc w:val="right"/>
+      <w:pPr>
+        <w:ind w:left="6480" w:hanging="180"/>
+      </w:pPr>
+    </w:lvl>
+  </w:abstractNum>
+  <w:abstractNum w:abstractNumId="1" w15:restartNumberingAfterBreak="0">
+    <w:nsid w:val="20EE1193"/>
+    <w:multiLevelType w:val="hybridMultilevel"/>
+    <w:tmpl w:val="E44E200C"/>
+    <w:lvl w:ilvl="0" w:tplc="4AD42E30">
+      <w:start w:val="1"/>
+      <w:numFmt w:val="decimal"/>
+      <w:lvlText w:val="%1)"/>
+      <w:lvlJc w:val="left"/>
+      <w:pPr>
+        <w:ind w:left="720" w:hanging="360"/>
+      </w:pPr>
+      <w:rPr>
+        <w:rFonts w:hint="default"/>
+        <w:b/>
+      </w:rPr>
+    </w:lvl>
+    <w:lvl w:ilvl="1" w:tplc="04090019">
+      <w:start w:val="1"/>
+      <w:numFmt w:val="lowerLetter"/>
+      <w:lvlText w:val="%2."/>
+      <w:lvlJc w:val="left"/>
+      <w:pPr>
+        <w:ind w:left="1440" w:hanging="360"/>
+      </w:pPr>
+    </w:lvl>
+    <w:lvl w:ilvl="2" w:tplc="0409001B" w:tentative="1">
+      <w:start w:val="1"/>
+      <w:numFmt w:val="lowerRoman"/>
+      <w:lvlText w:val="%3."/>
+      <w:lvlJc w:val="right"/>
+      <w:pPr>
+        <w:ind w:left="2160" w:hanging="180"/>
+      </w:pPr>
+    </w:lvl>
+    <w:lvl w:ilvl="3" w:tplc="0409000F" w:tentative="1">
+      <w:start w:val="1"/>
+      <w:numFmt w:val="decimal"/>
+      <w:lvlText w:val="%4."/>
+      <w:lvlJc w:val="left"/>
+      <w:pPr>
+        <w:ind w:left="2880" w:hanging="360"/>
+      </w:pPr>
+    </w:lvl>
+    <w:lvl w:ilvl="4" w:tplc="04090019" w:tentative="1">
+      <w:start w:val="1"/>
+      <w:numFmt w:val="lowerLetter"/>
+      <w:lvlText w:val="%5."/>
+      <w:lvlJc w:val="left"/>
+      <w:pPr>
+        <w:ind w:left="3600" w:hanging="360"/>
+      </w:pPr>
+    </w:lvl>
+    <w:lvl w:ilvl="5" w:tplc="0409001B" w:tentative="1">
+      <w:start w:val="1"/>
+      <w:numFmt w:val="lowerRoman"/>
+      <w:lvlText w:val="%6."/>
+      <w:lvlJc w:val="right"/>
+      <w:pPr>
+        <w:ind w:left="4320" w:hanging="180"/>
+      </w:pPr>
+    </w:lvl>
+    <w:lvl w:ilvl="6" w:tplc="0409000F" w:tentative="1">
+      <w:start w:val="1"/>
+      <w:numFmt w:val="decimal"/>
+      <w:lvlText w:val="%7."/>
+      <w:lvlJc w:val="left"/>
+      <w:pPr>
+        <w:ind w:left="5040" w:hanging="360"/>
+      </w:pPr>
+    </w:lvl>
+    <w:lvl w:ilvl="7" w:tplc="04090019" w:tentative="1">
+      <w:start w:val="1"/>
+      <w:numFmt w:val="lowerLetter"/>
+      <w:lvlText w:val="%8."/>
+      <w:lvlJc w:val="left"/>
+      <w:pPr>
+        <w:ind w:left="5760" w:hanging="360"/>
+      </w:pPr>
+    </w:lvl>
+    <w:lvl w:ilvl="8" w:tplc="0409001B" w:tentative="1">
+      <w:start w:val="1"/>
+      <w:numFmt w:val="lowerRoman"/>
+      <w:lvlText w:val="%9."/>
+      <w:lvlJc w:val="right"/>
+      <w:pPr>
+        <w:ind w:left="6480" w:hanging="180"/>
+      </w:pPr>
+    </w:lvl>
+  </w:abstractNum>
+  <w:abstractNum w:abstractNumId="2" w15:restartNumberingAfterBreak="0">
+    <w:nsid w:val="21F852E6"/>
     <w:multiLevelType w:val="multilevel"/>
-    <w:tmpl w:val="58924DA2"/>
+    <w:tmpl w:val="0DF4B292"/>
     <w:lvl w:ilvl="0">
       <w:start w:val="1"/>
-      <w:numFmt w:val="decimal"/>
-      <w:lvlText w:val="%1."/>
+      <w:numFmt w:val="bullet"/>
+      <w:lvlText w:val=""/>
       <w:lvlJc w:val="left"/>
       <w:pPr>
         <w:tabs>
@@ -932,11 +1613,15 @@
         </w:tabs>
         <w:ind w:left="720" w:hanging="360"/>
       </w:pPr>
+      <w:rPr>
+        <w:rFonts w:ascii="Symbol" w:hAnsi="Symbol" w:hint="default"/>
+        <w:sz w:val="20"/>
+      </w:rPr>
     </w:lvl>
     <w:lvl w:ilvl="1" w:tentative="1">
       <w:start w:val="1"/>
-      <w:numFmt w:val="decimal"/>
-      <w:lvlText w:val="%2."/>
+      <w:numFmt w:val="bullet"/>
+      <w:lvlText w:val="o"/>
       <w:lvlJc w:val="left"/>
       <w:pPr>
         <w:tabs>
@@ -944,11 +1629,15 @@
         </w:tabs>
         <w:ind w:left="1440" w:hanging="360"/>
       </w:pPr>
+      <w:rPr>
+        <w:rFonts w:ascii="Courier New" w:hAnsi="Courier New" w:hint="default"/>
+        <w:sz w:val="20"/>
+      </w:rPr>
     </w:lvl>
     <w:lvl w:ilvl="2" w:tentative="1">
       <w:start w:val="1"/>
-      <w:numFmt w:val="decimal"/>
-      <w:lvlText w:val="%3."/>
+      <w:numFmt w:val="bullet"/>
+      <w:lvlText w:val=""/>
       <w:lvlJc w:val="left"/>
       <w:pPr>
         <w:tabs>
@@ -956,11 +1645,15 @@
         </w:tabs>
         <w:ind w:left="2160" w:hanging="360"/>
       </w:pPr>
+      <w:rPr>
+        <w:rFonts w:ascii="Wingdings" w:hAnsi="Wingdings" w:hint="default"/>
+        <w:sz w:val="20"/>
+      </w:rPr>
     </w:lvl>
     <w:lvl w:ilvl="3" w:tentative="1">
       <w:start w:val="1"/>
-      <w:numFmt w:val="decimal"/>
-      <w:lvlText w:val="%4."/>
+      <w:numFmt w:val="bullet"/>
+      <w:lvlText w:val=""/>
       <w:lvlJc w:val="left"/>
       <w:pPr>
         <w:tabs>
@@ -968,11 +1661,15 @@
         </w:tabs>
         <w:ind w:left="2880" w:hanging="360"/>
       </w:pPr>
+      <w:rPr>
+        <w:rFonts w:ascii="Wingdings" w:hAnsi="Wingdings" w:hint="default"/>
+        <w:sz w:val="20"/>
+      </w:rPr>
     </w:lvl>
     <w:lvl w:ilvl="4" w:tentative="1">
       <w:start w:val="1"/>
-      <w:numFmt w:val="decimal"/>
-      <w:lvlText w:val="%5."/>
+      <w:numFmt w:val="bullet"/>
+      <w:lvlText w:val=""/>
       <w:lvlJc w:val="left"/>
       <w:pPr>
         <w:tabs>
@@ -980,11 +1677,15 @@
         </w:tabs>
         <w:ind w:left="3600" w:hanging="360"/>
       </w:pPr>
+      <w:rPr>
+        <w:rFonts w:ascii="Wingdings" w:hAnsi="Wingdings" w:hint="default"/>
+        <w:sz w:val="20"/>
+      </w:rPr>
     </w:lvl>
     <w:lvl w:ilvl="5" w:tentative="1">
       <w:start w:val="1"/>
-      <w:numFmt w:val="decimal"/>
-      <w:lvlText w:val="%6."/>
+      <w:numFmt w:val="bullet"/>
+      <w:lvlText w:val=""/>
       <w:lvlJc w:val="left"/>
       <w:pPr>
         <w:tabs>
@@ -992,11 +1693,15 @@
         </w:tabs>
         <w:ind w:left="4320" w:hanging="360"/>
       </w:pPr>
+      <w:rPr>
+        <w:rFonts w:ascii="Wingdings" w:hAnsi="Wingdings" w:hint="default"/>
+        <w:sz w:val="20"/>
+      </w:rPr>
     </w:lvl>
     <w:lvl w:ilvl="6" w:tentative="1">
       <w:start w:val="1"/>
-      <w:numFmt w:val="decimal"/>
-      <w:lvlText w:val="%7."/>
+      <w:numFmt w:val="bullet"/>
+      <w:lvlText w:val=""/>
       <w:lvlJc w:val="left"/>
       <w:pPr>
         <w:tabs>
@@ -1004,11 +1709,15 @@
         </w:tabs>
         <w:ind w:left="5040" w:hanging="360"/>
       </w:pPr>
+      <w:rPr>
+        <w:rFonts w:ascii="Wingdings" w:hAnsi="Wingdings" w:hint="default"/>
+        <w:sz w:val="20"/>
+      </w:rPr>
     </w:lvl>
     <w:lvl w:ilvl="7" w:tentative="1">
       <w:start w:val="1"/>
-      <w:numFmt w:val="decimal"/>
-      <w:lvlText w:val="%8."/>
+      <w:numFmt w:val="bullet"/>
+      <w:lvlText w:val=""/>
       <w:lvlJc w:val="left"/>
       <w:pPr>
         <w:tabs>
@@ -1016,11 +1725,15 @@
         </w:tabs>
         <w:ind w:left="5760" w:hanging="360"/>
       </w:pPr>
+      <w:rPr>
+        <w:rFonts w:ascii="Wingdings" w:hAnsi="Wingdings" w:hint="default"/>
+        <w:sz w:val="20"/>
+      </w:rPr>
     </w:lvl>
     <w:lvl w:ilvl="8" w:tentative="1">
       <w:start w:val="1"/>
-      <w:numFmt w:val="decimal"/>
-      <w:lvlText w:val="%9."/>
+      <w:numFmt w:val="bullet"/>
+      <w:lvlText w:val=""/>
       <w:lvlJc w:val="left"/>
       <w:pPr>
         <w:tabs>
@@ -1028,16 +1741,110 @@
         </w:tabs>
         <w:ind w:left="6480" w:hanging="360"/>
       </w:pPr>
+      <w:rPr>
+        <w:rFonts w:ascii="Wingdings" w:hAnsi="Wingdings" w:hint="default"/>
+        <w:sz w:val="20"/>
+      </w:rPr>
     </w:lvl>
   </w:abstractNum>
-  <w:abstractNum w:abstractNumId="1" w15:restartNumberingAfterBreak="0">
-    <w:nsid w:val="425B5B37"/>
+  <w:abstractNum w:abstractNumId="3" w15:restartNumberingAfterBreak="0">
+    <w:nsid w:val="238C67D2"/>
+    <w:multiLevelType w:val="hybridMultilevel"/>
+    <w:tmpl w:val="566280C4"/>
+    <w:lvl w:ilvl="0" w:tplc="4AD42E30">
+      <w:start w:val="1"/>
+      <w:numFmt w:val="decimal"/>
+      <w:lvlText w:val="%1)"/>
+      <w:lvlJc w:val="left"/>
+      <w:pPr>
+        <w:ind w:left="720" w:hanging="360"/>
+      </w:pPr>
+      <w:rPr>
+        <w:rFonts w:hint="default"/>
+        <w:b/>
+      </w:rPr>
+    </w:lvl>
+    <w:lvl w:ilvl="1" w:tplc="04090019">
+      <w:start w:val="1"/>
+      <w:numFmt w:val="lowerLetter"/>
+      <w:lvlText w:val="%2."/>
+      <w:lvlJc w:val="left"/>
+      <w:pPr>
+        <w:ind w:left="1440" w:hanging="360"/>
+      </w:pPr>
+    </w:lvl>
+    <w:lvl w:ilvl="2" w:tplc="0409001B" w:tentative="1">
+      <w:start w:val="1"/>
+      <w:numFmt w:val="lowerRoman"/>
+      <w:lvlText w:val="%3."/>
+      <w:lvlJc w:val="right"/>
+      <w:pPr>
+        <w:ind w:left="2160" w:hanging="180"/>
+      </w:pPr>
+    </w:lvl>
+    <w:lvl w:ilvl="3" w:tplc="0409000F" w:tentative="1">
+      <w:start w:val="1"/>
+      <w:numFmt w:val="decimal"/>
+      <w:lvlText w:val="%4."/>
+      <w:lvlJc w:val="left"/>
+      <w:pPr>
+        <w:ind w:left="2880" w:hanging="360"/>
+      </w:pPr>
+    </w:lvl>
+    <w:lvl w:ilvl="4" w:tplc="04090019" w:tentative="1">
+      <w:start w:val="1"/>
+      <w:numFmt w:val="lowerLetter"/>
+      <w:lvlText w:val="%5."/>
+      <w:lvlJc w:val="left"/>
+      <w:pPr>
+        <w:ind w:left="3600" w:hanging="360"/>
+      </w:pPr>
+    </w:lvl>
+    <w:lvl w:ilvl="5" w:tplc="0409001B" w:tentative="1">
+      <w:start w:val="1"/>
+      <w:numFmt w:val="lowerRoman"/>
+      <w:lvlText w:val="%6."/>
+      <w:lvlJc w:val="right"/>
+      <w:pPr>
+        <w:ind w:left="4320" w:hanging="180"/>
+      </w:pPr>
+    </w:lvl>
+    <w:lvl w:ilvl="6" w:tplc="0409000F" w:tentative="1">
+      <w:start w:val="1"/>
+      <w:numFmt w:val="decimal"/>
+      <w:lvlText w:val="%7."/>
+      <w:lvlJc w:val="left"/>
+      <w:pPr>
+        <w:ind w:left="5040" w:hanging="360"/>
+      </w:pPr>
+    </w:lvl>
+    <w:lvl w:ilvl="7" w:tplc="04090019" w:tentative="1">
+      <w:start w:val="1"/>
+      <w:numFmt w:val="lowerLetter"/>
+      <w:lvlText w:val="%8."/>
+      <w:lvlJc w:val="left"/>
+      <w:pPr>
+        <w:ind w:left="5760" w:hanging="360"/>
+      </w:pPr>
+    </w:lvl>
+    <w:lvl w:ilvl="8" w:tplc="0409001B" w:tentative="1">
+      <w:start w:val="1"/>
+      <w:numFmt w:val="lowerRoman"/>
+      <w:lvlText w:val="%9."/>
+      <w:lvlJc w:val="right"/>
+      <w:pPr>
+        <w:ind w:left="6480" w:hanging="180"/>
+      </w:pPr>
+    </w:lvl>
+  </w:abstractNum>
+  <w:abstractNum w:abstractNumId="4" w15:restartNumberingAfterBreak="0">
+    <w:nsid w:val="35CD46F3"/>
     <w:multiLevelType w:val="multilevel"/>
-    <w:tmpl w:val="1832AD1A"/>
+    <w:tmpl w:val="48CE78E0"/>
     <w:lvl w:ilvl="0">
       <w:start w:val="1"/>
-      <w:numFmt w:val="decimal"/>
-      <w:lvlText w:val="%1."/>
+      <w:numFmt w:val="bullet"/>
+      <w:lvlText w:val=""/>
       <w:lvlJc w:val="left"/>
       <w:pPr>
         <w:tabs>
@@ -1045,11 +1852,15 @@
         </w:tabs>
         <w:ind w:left="720" w:hanging="360"/>
       </w:pPr>
+      <w:rPr>
+        <w:rFonts w:ascii="Symbol" w:hAnsi="Symbol" w:hint="default"/>
+        <w:sz w:val="20"/>
+      </w:rPr>
     </w:lvl>
     <w:lvl w:ilvl="1" w:tentative="1">
       <w:start w:val="1"/>
-      <w:numFmt w:val="decimal"/>
-      <w:lvlText w:val="%2."/>
+      <w:numFmt w:val="bullet"/>
+      <w:lvlText w:val="o"/>
       <w:lvlJc w:val="left"/>
       <w:pPr>
         <w:tabs>
@@ -1057,11 +1868,15 @@
         </w:tabs>
         <w:ind w:left="1440" w:hanging="360"/>
       </w:pPr>
+      <w:rPr>
+        <w:rFonts w:ascii="Courier New" w:hAnsi="Courier New" w:hint="default"/>
+        <w:sz w:val="20"/>
+      </w:rPr>
     </w:lvl>
     <w:lvl w:ilvl="2" w:tentative="1">
       <w:start w:val="1"/>
-      <w:numFmt w:val="decimal"/>
-      <w:lvlText w:val="%3."/>
+      <w:numFmt w:val="bullet"/>
+      <w:lvlText w:val=""/>
       <w:lvlJc w:val="left"/>
       <w:pPr>
         <w:tabs>
@@ -1069,11 +1884,15 @@
         </w:tabs>
         <w:ind w:left="2160" w:hanging="360"/>
       </w:pPr>
+      <w:rPr>
+        <w:rFonts w:ascii="Wingdings" w:hAnsi="Wingdings" w:hint="default"/>
+        <w:sz w:val="20"/>
+      </w:rPr>
     </w:lvl>
     <w:lvl w:ilvl="3" w:tentative="1">
       <w:start w:val="1"/>
-      <w:numFmt w:val="decimal"/>
-      <w:lvlText w:val="%4."/>
+      <w:numFmt w:val="bullet"/>
+      <w:lvlText w:val=""/>
       <w:lvlJc w:val="left"/>
       <w:pPr>
         <w:tabs>
@@ -1081,11 +1900,15 @@
         </w:tabs>
         <w:ind w:left="2880" w:hanging="360"/>
       </w:pPr>
+      <w:rPr>
+        <w:rFonts w:ascii="Wingdings" w:hAnsi="Wingdings" w:hint="default"/>
+        <w:sz w:val="20"/>
+      </w:rPr>
     </w:lvl>
     <w:lvl w:ilvl="4" w:tentative="1">
       <w:start w:val="1"/>
-      <w:numFmt w:val="decimal"/>
-      <w:lvlText w:val="%5."/>
+      <w:numFmt w:val="bullet"/>
+      <w:lvlText w:val=""/>
       <w:lvlJc w:val="left"/>
       <w:pPr>
         <w:tabs>
@@ -1093,11 +1916,15 @@
         </w:tabs>
         <w:ind w:left="3600" w:hanging="360"/>
       </w:pPr>
+      <w:rPr>
+        <w:rFonts w:ascii="Wingdings" w:hAnsi="Wingdings" w:hint="default"/>
+        <w:sz w:val="20"/>
+      </w:rPr>
     </w:lvl>
     <w:lvl w:ilvl="5" w:tentative="1">
       <w:start w:val="1"/>
-      <w:numFmt w:val="decimal"/>
-      <w:lvlText w:val="%6."/>
+      <w:numFmt w:val="bullet"/>
+      <w:lvlText w:val=""/>
       <w:lvlJc w:val="left"/>
       <w:pPr>
         <w:tabs>
@@ -1105,11 +1932,15 @@
         </w:tabs>
         <w:ind w:left="4320" w:hanging="360"/>
       </w:pPr>
+      <w:rPr>
+        <w:rFonts w:ascii="Wingdings" w:hAnsi="Wingdings" w:hint="default"/>
+        <w:sz w:val="20"/>
+      </w:rPr>
     </w:lvl>
     <w:lvl w:ilvl="6" w:tentative="1">
       <w:start w:val="1"/>
-      <w:numFmt w:val="decimal"/>
-      <w:lvlText w:val="%7."/>
+      <w:numFmt w:val="bullet"/>
+      <w:lvlText w:val=""/>
       <w:lvlJc w:val="left"/>
       <w:pPr>
         <w:tabs>
@@ -1117,11 +1948,15 @@
         </w:tabs>
         <w:ind w:left="5040" w:hanging="360"/>
       </w:pPr>
+      <w:rPr>
+        <w:rFonts w:ascii="Wingdings" w:hAnsi="Wingdings" w:hint="default"/>
+        <w:sz w:val="20"/>
+      </w:rPr>
     </w:lvl>
     <w:lvl w:ilvl="7" w:tentative="1">
       <w:start w:val="1"/>
-      <w:numFmt w:val="decimal"/>
-      <w:lvlText w:val="%8."/>
+      <w:numFmt w:val="bullet"/>
+      <w:lvlText w:val=""/>
       <w:lvlJc w:val="left"/>
       <w:pPr>
         <w:tabs>
@@ -1129,11 +1964,15 @@
         </w:tabs>
         <w:ind w:left="5760" w:hanging="360"/>
       </w:pPr>
+      <w:rPr>
+        <w:rFonts w:ascii="Wingdings" w:hAnsi="Wingdings" w:hint="default"/>
+        <w:sz w:val="20"/>
+      </w:rPr>
     </w:lvl>
     <w:lvl w:ilvl="8" w:tentative="1">
       <w:start w:val="1"/>
-      <w:numFmt w:val="decimal"/>
-      <w:lvlText w:val="%9."/>
+      <w:numFmt w:val="bullet"/>
+      <w:lvlText w:val=""/>
       <w:lvlJc w:val="left"/>
       <w:pPr>
         <w:tabs>
@@ -1141,12 +1980,16 @@
         </w:tabs>
         <w:ind w:left="6480" w:hanging="360"/>
       </w:pPr>
+      <w:rPr>
+        <w:rFonts w:ascii="Wingdings" w:hAnsi="Wingdings" w:hint="default"/>
+        <w:sz w:val="20"/>
+      </w:rPr>
     </w:lvl>
   </w:abstractNum>
-  <w:abstractNum w:abstractNumId="2" w15:restartNumberingAfterBreak="0">
-    <w:nsid w:val="5BF623D9"/>
+  <w:abstractNum w:abstractNumId="5" w15:restartNumberingAfterBreak="0">
+    <w:nsid w:val="57FD4A56"/>
     <w:multiLevelType w:val="hybridMultilevel"/>
-    <w:tmpl w:val="045CBFEC"/>
+    <w:tmpl w:val="073CFF56"/>
     <w:lvl w:ilvl="0" w:tplc="0409000F">
       <w:start w:val="1"/>
       <w:numFmt w:val="decimal"/>
@@ -1156,14 +1999,17 @@
         <w:ind w:left="720" w:hanging="360"/>
       </w:pPr>
     </w:lvl>
-    <w:lvl w:ilvl="1" w:tplc="04090019">
-      <w:start w:val="1"/>
-      <w:numFmt w:val="lowerLetter"/>
-      <w:lvlText w:val="%2."/>
-      <w:lvlJc w:val="left"/>
-      <w:pPr>
-        <w:ind w:left="1440" w:hanging="360"/>
-      </w:pPr>
+    <w:lvl w:ilvl="1" w:tplc="42065734">
+      <w:start w:val="1"/>
+      <w:numFmt w:val="lowerRoman"/>
+      <w:lvlText w:val="%2)"/>
+      <w:lvlJc w:val="left"/>
+      <w:pPr>
+        <w:ind w:left="1800" w:hanging="720"/>
+      </w:pPr>
+      <w:rPr>
+        <w:rFonts w:hint="default"/>
+      </w:rPr>
     </w:lvl>
     <w:lvl w:ilvl="2" w:tplc="0409001B" w:tentative="1">
       <w:start w:val="1"/>
@@ -1229,112 +2075,14 @@
       </w:pPr>
     </w:lvl>
   </w:abstractNum>
-  <w:abstractNum w:abstractNumId="3" w15:restartNumberingAfterBreak="0">
-    <w:nsid w:val="6B137A2F"/>
+  <w:abstractNum w:abstractNumId="6" w15:restartNumberingAfterBreak="0">
+    <w:nsid w:val="5C8B77FA"/>
     <w:multiLevelType w:val="multilevel"/>
-    <w:tmpl w:val="0409001D"/>
+    <w:tmpl w:val="2C74E260"/>
     <w:lvl w:ilvl="0">
       <w:start w:val="1"/>
-      <w:numFmt w:val="decimal"/>
-      <w:lvlText w:val="%1)"/>
-      <w:lvlJc w:val="left"/>
-      <w:pPr>
-        <w:ind w:left="360" w:hanging="360"/>
-      </w:pPr>
-      <w:rPr>
-        <w:b/>
-        <w:bCs/>
-      </w:rPr>
-    </w:lvl>
-    <w:lvl w:ilvl="1">
-      <w:start w:val="1"/>
-      <w:numFmt w:val="lowerLetter"/>
-      <w:lvlText w:val="%2)"/>
-      <w:lvlJc w:val="left"/>
-      <w:pPr>
-        <w:ind w:left="720" w:hanging="360"/>
-      </w:pPr>
-      <w:rPr>
-        <w:rFonts w:hint="default"/>
-        <w:sz w:val="20"/>
-      </w:rPr>
-    </w:lvl>
-    <w:lvl w:ilvl="2">
-      <w:start w:val="1"/>
-      <w:numFmt w:val="lowerRoman"/>
-      <w:lvlText w:val="%3)"/>
-      <w:lvlJc w:val="left"/>
-      <w:pPr>
-        <w:ind w:left="1080" w:hanging="360"/>
-      </w:pPr>
-      <w:rPr>
-        <w:rFonts w:hint="default"/>
-        <w:sz w:val="20"/>
-      </w:rPr>
-    </w:lvl>
-    <w:lvl w:ilvl="3">
-      <w:start w:val="1"/>
-      <w:numFmt w:val="decimal"/>
-      <w:lvlText w:val="(%4)"/>
-      <w:lvlJc w:val="left"/>
-      <w:pPr>
-        <w:ind w:left="1440" w:hanging="360"/>
-      </w:pPr>
-    </w:lvl>
-    <w:lvl w:ilvl="4">
-      <w:start w:val="1"/>
-      <w:numFmt w:val="lowerLetter"/>
-      <w:lvlText w:val="(%5)"/>
-      <w:lvlJc w:val="left"/>
-      <w:pPr>
-        <w:ind w:left="1800" w:hanging="360"/>
-      </w:pPr>
-    </w:lvl>
-    <w:lvl w:ilvl="5">
-      <w:start w:val="1"/>
-      <w:numFmt w:val="lowerRoman"/>
-      <w:lvlText w:val="(%6)"/>
-      <w:lvlJc w:val="left"/>
-      <w:pPr>
-        <w:ind w:left="2160" w:hanging="360"/>
-      </w:pPr>
-    </w:lvl>
-    <w:lvl w:ilvl="6">
-      <w:start w:val="1"/>
-      <w:numFmt w:val="decimal"/>
-      <w:lvlText w:val="%7."/>
-      <w:lvlJc w:val="left"/>
-      <w:pPr>
-        <w:ind w:left="2520" w:hanging="360"/>
-      </w:pPr>
-    </w:lvl>
-    <w:lvl w:ilvl="7">
-      <w:start w:val="1"/>
-      <w:numFmt w:val="lowerLetter"/>
-      <w:lvlText w:val="%8."/>
-      <w:lvlJc w:val="left"/>
-      <w:pPr>
-        <w:ind w:left="2880" w:hanging="360"/>
-      </w:pPr>
-    </w:lvl>
-    <w:lvl w:ilvl="8">
-      <w:start w:val="1"/>
-      <w:numFmt w:val="lowerRoman"/>
-      <w:lvlText w:val="%9."/>
-      <w:lvlJc w:val="left"/>
-      <w:pPr>
-        <w:ind w:left="3240" w:hanging="360"/>
-      </w:pPr>
-    </w:lvl>
-  </w:abstractNum>
-  <w:abstractNum w:abstractNumId="4" w15:restartNumberingAfterBreak="0">
-    <w:nsid w:val="6E0764E4"/>
-    <w:multiLevelType w:val="multilevel"/>
-    <w:tmpl w:val="99865924"/>
-    <w:lvl w:ilvl="0">
-      <w:start w:val="1"/>
-      <w:numFmt w:val="decimal"/>
-      <w:lvlText w:val="%1."/>
+      <w:numFmt w:val="bullet"/>
+      <w:lvlText w:val=""/>
       <w:lvlJc w:val="left"/>
       <w:pPr>
         <w:tabs>
@@ -1342,8 +2090,12 @@
         </w:tabs>
         <w:ind w:left="720" w:hanging="360"/>
       </w:pPr>
-    </w:lvl>
-    <w:lvl w:ilvl="1">
+      <w:rPr>
+        <w:rFonts w:ascii="Symbol" w:hAnsi="Symbol" w:hint="default"/>
+        <w:sz w:val="20"/>
+      </w:rPr>
+    </w:lvl>
+    <w:lvl w:ilvl="1" w:tentative="1">
       <w:start w:val="1"/>
       <w:numFmt w:val="bullet"/>
       <w:lvlText w:val="o"/>
@@ -1361,8 +2113,8 @@
     </w:lvl>
     <w:lvl w:ilvl="2" w:tentative="1">
       <w:start w:val="1"/>
-      <w:numFmt w:val="decimal"/>
-      <w:lvlText w:val="%3."/>
+      <w:numFmt w:val="bullet"/>
+      <w:lvlText w:val=""/>
       <w:lvlJc w:val="left"/>
       <w:pPr>
         <w:tabs>
@@ -1370,11 +2122,15 @@
         </w:tabs>
         <w:ind w:left="2160" w:hanging="360"/>
       </w:pPr>
+      <w:rPr>
+        <w:rFonts w:ascii="Wingdings" w:hAnsi="Wingdings" w:hint="default"/>
+        <w:sz w:val="20"/>
+      </w:rPr>
     </w:lvl>
     <w:lvl w:ilvl="3" w:tentative="1">
       <w:start w:val="1"/>
-      <w:numFmt w:val="decimal"/>
-      <w:lvlText w:val="%4."/>
+      <w:numFmt w:val="bullet"/>
+      <w:lvlText w:val=""/>
       <w:lvlJc w:val="left"/>
       <w:pPr>
         <w:tabs>
@@ -1382,11 +2138,15 @@
         </w:tabs>
         <w:ind w:left="2880" w:hanging="360"/>
       </w:pPr>
+      <w:rPr>
+        <w:rFonts w:ascii="Wingdings" w:hAnsi="Wingdings" w:hint="default"/>
+        <w:sz w:val="20"/>
+      </w:rPr>
     </w:lvl>
     <w:lvl w:ilvl="4" w:tentative="1">
       <w:start w:val="1"/>
-      <w:numFmt w:val="decimal"/>
-      <w:lvlText w:val="%5."/>
+      <w:numFmt w:val="bullet"/>
+      <w:lvlText w:val=""/>
       <w:lvlJc w:val="left"/>
       <w:pPr>
         <w:tabs>
@@ -1394,11 +2154,15 @@
         </w:tabs>
         <w:ind w:left="3600" w:hanging="360"/>
       </w:pPr>
+      <w:rPr>
+        <w:rFonts w:ascii="Wingdings" w:hAnsi="Wingdings" w:hint="default"/>
+        <w:sz w:val="20"/>
+      </w:rPr>
     </w:lvl>
     <w:lvl w:ilvl="5" w:tentative="1">
       <w:start w:val="1"/>
-      <w:numFmt w:val="decimal"/>
-      <w:lvlText w:val="%6."/>
+      <w:numFmt w:val="bullet"/>
+      <w:lvlText w:val=""/>
       <w:lvlJc w:val="left"/>
       <w:pPr>
         <w:tabs>
@@ -1406,11 +2170,15 @@
         </w:tabs>
         <w:ind w:left="4320" w:hanging="360"/>
       </w:pPr>
+      <w:rPr>
+        <w:rFonts w:ascii="Wingdings" w:hAnsi="Wingdings" w:hint="default"/>
+        <w:sz w:val="20"/>
+      </w:rPr>
     </w:lvl>
     <w:lvl w:ilvl="6" w:tentative="1">
       <w:start w:val="1"/>
-      <w:numFmt w:val="decimal"/>
-      <w:lvlText w:val="%7."/>
+      <w:numFmt w:val="bullet"/>
+      <w:lvlText w:val=""/>
       <w:lvlJc w:val="left"/>
       <w:pPr>
         <w:tabs>
@@ -1418,11 +2186,15 @@
         </w:tabs>
         <w:ind w:left="5040" w:hanging="360"/>
       </w:pPr>
+      <w:rPr>
+        <w:rFonts w:ascii="Wingdings" w:hAnsi="Wingdings" w:hint="default"/>
+        <w:sz w:val="20"/>
+      </w:rPr>
     </w:lvl>
     <w:lvl w:ilvl="7" w:tentative="1">
       <w:start w:val="1"/>
-      <w:numFmt w:val="decimal"/>
-      <w:lvlText w:val="%8."/>
+      <w:numFmt w:val="bullet"/>
+      <w:lvlText w:val=""/>
       <w:lvlJc w:val="left"/>
       <w:pPr>
         <w:tabs>
@@ -1430,11 +2202,15 @@
         </w:tabs>
         <w:ind w:left="5760" w:hanging="360"/>
       </w:pPr>
+      <w:rPr>
+        <w:rFonts w:ascii="Wingdings" w:hAnsi="Wingdings" w:hint="default"/>
+        <w:sz w:val="20"/>
+      </w:rPr>
     </w:lvl>
     <w:lvl w:ilvl="8" w:tentative="1">
       <w:start w:val="1"/>
-      <w:numFmt w:val="decimal"/>
-      <w:lvlText w:val="%9."/>
+      <w:numFmt w:val="bullet"/>
+      <w:lvlText w:val=""/>
       <w:lvlJc w:val="left"/>
       <w:pPr>
         <w:tabs>
@@ -1442,12 +2218,16 @@
         </w:tabs>
         <w:ind w:left="6480" w:hanging="360"/>
       </w:pPr>
+      <w:rPr>
+        <w:rFonts w:ascii="Wingdings" w:hAnsi="Wingdings" w:hint="default"/>
+        <w:sz w:val="20"/>
+      </w:rPr>
     </w:lvl>
   </w:abstractNum>
-  <w:abstractNum w:abstractNumId="5" w15:restartNumberingAfterBreak="0">
-    <w:nsid w:val="7DAC7AD7"/>
+  <w:abstractNum w:abstractNumId="7" w15:restartNumberingAfterBreak="0">
+    <w:nsid w:val="64724278"/>
     <w:multiLevelType w:val="multilevel"/>
-    <w:tmpl w:val="DC90FC9C"/>
+    <w:tmpl w:val="619CFF48"/>
     <w:lvl w:ilvl="0">
       <w:start w:val="1"/>
       <w:numFmt w:val="bullet"/>
@@ -1593,23 +2373,218 @@
       </w:rPr>
     </w:lvl>
   </w:abstractNum>
-  <w:num w:numId="1" w16cid:durableId="715350367">
+  <w:abstractNum w:abstractNumId="8" w15:restartNumberingAfterBreak="0">
+    <w:nsid w:val="7B5B2EB1"/>
+    <w:multiLevelType w:val="hybridMultilevel"/>
+    <w:tmpl w:val="BE5A168A"/>
+    <w:lvl w:ilvl="0" w:tplc="4AD42E30">
+      <w:start w:val="1"/>
+      <w:numFmt w:val="decimal"/>
+      <w:lvlText w:val="%1)"/>
+      <w:lvlJc w:val="left"/>
+      <w:pPr>
+        <w:ind w:left="720" w:hanging="360"/>
+      </w:pPr>
+      <w:rPr>
+        <w:rFonts w:hint="default"/>
+        <w:b/>
+      </w:rPr>
+    </w:lvl>
+    <w:lvl w:ilvl="1" w:tplc="05B2BB3A">
+      <w:start w:val="1"/>
+      <w:numFmt w:val="lowerLetter"/>
+      <w:lvlText w:val="%2)"/>
+      <w:lvlJc w:val="left"/>
+      <w:pPr>
+        <w:ind w:left="1440" w:hanging="360"/>
+      </w:pPr>
+      <w:rPr>
+        <w:rFonts w:hint="default"/>
+      </w:rPr>
+    </w:lvl>
+    <w:lvl w:ilvl="2" w:tplc="0409001B" w:tentative="1">
+      <w:start w:val="1"/>
+      <w:numFmt w:val="lowerRoman"/>
+      <w:lvlText w:val="%3."/>
+      <w:lvlJc w:val="right"/>
+      <w:pPr>
+        <w:ind w:left="2160" w:hanging="180"/>
+      </w:pPr>
+    </w:lvl>
+    <w:lvl w:ilvl="3" w:tplc="0409000F" w:tentative="1">
+      <w:start w:val="1"/>
+      <w:numFmt w:val="decimal"/>
+      <w:lvlText w:val="%4."/>
+      <w:lvlJc w:val="left"/>
+      <w:pPr>
+        <w:ind w:left="2880" w:hanging="360"/>
+      </w:pPr>
+    </w:lvl>
+    <w:lvl w:ilvl="4" w:tplc="04090019" w:tentative="1">
+      <w:start w:val="1"/>
+      <w:numFmt w:val="lowerLetter"/>
+      <w:lvlText w:val="%5."/>
+      <w:lvlJc w:val="left"/>
+      <w:pPr>
+        <w:ind w:left="3600" w:hanging="360"/>
+      </w:pPr>
+    </w:lvl>
+    <w:lvl w:ilvl="5" w:tplc="0409001B" w:tentative="1">
+      <w:start w:val="1"/>
+      <w:numFmt w:val="lowerRoman"/>
+      <w:lvlText w:val="%6."/>
+      <w:lvlJc w:val="right"/>
+      <w:pPr>
+        <w:ind w:left="4320" w:hanging="180"/>
+      </w:pPr>
+    </w:lvl>
+    <w:lvl w:ilvl="6" w:tplc="0409000F" w:tentative="1">
+      <w:start w:val="1"/>
+      <w:numFmt w:val="decimal"/>
+      <w:lvlText w:val="%7."/>
+      <w:lvlJc w:val="left"/>
+      <w:pPr>
+        <w:ind w:left="5040" w:hanging="360"/>
+      </w:pPr>
+    </w:lvl>
+    <w:lvl w:ilvl="7" w:tplc="04090019" w:tentative="1">
+      <w:start w:val="1"/>
+      <w:numFmt w:val="lowerLetter"/>
+      <w:lvlText w:val="%8."/>
+      <w:lvlJc w:val="left"/>
+      <w:pPr>
+        <w:ind w:left="5760" w:hanging="360"/>
+      </w:pPr>
+    </w:lvl>
+    <w:lvl w:ilvl="8" w:tplc="0409001B" w:tentative="1">
+      <w:start w:val="1"/>
+      <w:numFmt w:val="lowerRoman"/>
+      <w:lvlText w:val="%9."/>
+      <w:lvlJc w:val="right"/>
+      <w:pPr>
+        <w:ind w:left="6480" w:hanging="180"/>
+      </w:pPr>
+    </w:lvl>
+  </w:abstractNum>
+  <w:abstractNum w:abstractNumId="9" w15:restartNumberingAfterBreak="0">
+    <w:nsid w:val="7F41297A"/>
+    <w:multiLevelType w:val="hybridMultilevel"/>
+    <w:tmpl w:val="A9D022C8"/>
+    <w:lvl w:ilvl="0" w:tplc="4AD42E30">
+      <w:start w:val="1"/>
+      <w:numFmt w:val="decimal"/>
+      <w:lvlText w:val="%1)"/>
+      <w:lvlJc w:val="left"/>
+      <w:pPr>
+        <w:ind w:left="1080" w:hanging="360"/>
+      </w:pPr>
+      <w:rPr>
+        <w:rFonts w:hint="default"/>
+        <w:b/>
+      </w:rPr>
+    </w:lvl>
+    <w:lvl w:ilvl="1" w:tplc="04090019">
+      <w:start w:val="1"/>
+      <w:numFmt w:val="lowerLetter"/>
+      <w:lvlText w:val="%2."/>
+      <w:lvlJc w:val="left"/>
+      <w:pPr>
+        <w:ind w:left="1800" w:hanging="360"/>
+      </w:pPr>
+    </w:lvl>
+    <w:lvl w:ilvl="2" w:tplc="0409001B">
+      <w:start w:val="1"/>
+      <w:numFmt w:val="lowerRoman"/>
+      <w:lvlText w:val="%3."/>
+      <w:lvlJc w:val="right"/>
+      <w:pPr>
+        <w:ind w:left="2520" w:hanging="180"/>
+      </w:pPr>
+    </w:lvl>
+    <w:lvl w:ilvl="3" w:tplc="0409000F" w:tentative="1">
+      <w:start w:val="1"/>
+      <w:numFmt w:val="decimal"/>
+      <w:lvlText w:val="%4."/>
+      <w:lvlJc w:val="left"/>
+      <w:pPr>
+        <w:ind w:left="3240" w:hanging="360"/>
+      </w:pPr>
+    </w:lvl>
+    <w:lvl w:ilvl="4" w:tplc="04090019" w:tentative="1">
+      <w:start w:val="1"/>
+      <w:numFmt w:val="lowerLetter"/>
+      <w:lvlText w:val="%5."/>
+      <w:lvlJc w:val="left"/>
+      <w:pPr>
+        <w:ind w:left="3960" w:hanging="360"/>
+      </w:pPr>
+    </w:lvl>
+    <w:lvl w:ilvl="5" w:tplc="0409001B" w:tentative="1">
+      <w:start w:val="1"/>
+      <w:numFmt w:val="lowerRoman"/>
+      <w:lvlText w:val="%6."/>
+      <w:lvlJc w:val="right"/>
+      <w:pPr>
+        <w:ind w:left="4680" w:hanging="180"/>
+      </w:pPr>
+    </w:lvl>
+    <w:lvl w:ilvl="6" w:tplc="0409000F" w:tentative="1">
+      <w:start w:val="1"/>
+      <w:numFmt w:val="decimal"/>
+      <w:lvlText w:val="%7."/>
+      <w:lvlJc w:val="left"/>
+      <w:pPr>
+        <w:ind w:left="5400" w:hanging="360"/>
+      </w:pPr>
+    </w:lvl>
+    <w:lvl w:ilvl="7" w:tplc="04090019" w:tentative="1">
+      <w:start w:val="1"/>
+      <w:numFmt w:val="lowerLetter"/>
+      <w:lvlText w:val="%8."/>
+      <w:lvlJc w:val="left"/>
+      <w:pPr>
+        <w:ind w:left="6120" w:hanging="360"/>
+      </w:pPr>
+    </w:lvl>
+    <w:lvl w:ilvl="8" w:tplc="0409001B" w:tentative="1">
+      <w:start w:val="1"/>
+      <w:numFmt w:val="lowerRoman"/>
+      <w:lvlText w:val="%9."/>
+      <w:lvlJc w:val="right"/>
+      <w:pPr>
+        <w:ind w:left="6840" w:hanging="180"/>
+      </w:pPr>
+    </w:lvl>
+  </w:abstractNum>
+  <w:num w:numId="1" w16cid:durableId="1411122891">
+    <w:abstractNumId w:val="5"/>
+  </w:num>
+  <w:num w:numId="2" w16cid:durableId="813452150">
+    <w:abstractNumId w:val="8"/>
+  </w:num>
+  <w:num w:numId="3" w16cid:durableId="194999217">
+    <w:abstractNumId w:val="3"/>
+  </w:num>
+  <w:num w:numId="4" w16cid:durableId="2126923359">
+    <w:abstractNumId w:val="9"/>
+  </w:num>
+  <w:num w:numId="5" w16cid:durableId="1879080541">
+    <w:abstractNumId w:val="0"/>
+  </w:num>
+  <w:num w:numId="6" w16cid:durableId="328290973">
+    <w:abstractNumId w:val="6"/>
+  </w:num>
+  <w:num w:numId="7" w16cid:durableId="99028506">
+    <w:abstractNumId w:val="2"/>
+  </w:num>
+  <w:num w:numId="8" w16cid:durableId="357658072">
+    <w:abstractNumId w:val="7"/>
+  </w:num>
+  <w:num w:numId="9" w16cid:durableId="1740667905">
     <w:abstractNumId w:val="4"/>
   </w:num>
-  <w:num w:numId="2" w16cid:durableId="894661714">
+  <w:num w:numId="10" w16cid:durableId="1113860122">
     <w:abstractNumId w:val="1"/>
-  </w:num>
-  <w:num w:numId="3" w16cid:durableId="1432167177">
-    <w:abstractNumId w:val="0"/>
-  </w:num>
-  <w:num w:numId="4" w16cid:durableId="1717003953">
-    <w:abstractNumId w:val="3"/>
-  </w:num>
-  <w:num w:numId="5" w16cid:durableId="1032877911">
-    <w:abstractNumId w:val="5"/>
-  </w:num>
-  <w:num w:numId="6" w16cid:durableId="1619407760">
-    <w:abstractNumId w:val="2"/>
   </w:num>
 </w:numbering>
 </file>
@@ -2018,7 +2993,7 @@
     <w:link w:val="Heading1Char"/>
     <w:uiPriority w:val="9"/>
     <w:qFormat/>
-    <w:rsid w:val="00C104BE"/>
+    <w:rsid w:val="00847E4C"/>
     <w:pPr>
       <w:keepNext/>
       <w:keepLines/>
@@ -2041,7 +3016,7 @@
     <w:semiHidden/>
     <w:unhideWhenUsed/>
     <w:qFormat/>
-    <w:rsid w:val="00C104BE"/>
+    <w:rsid w:val="00847E4C"/>
     <w:pPr>
       <w:keepNext/>
       <w:keepLines/>
@@ -2064,7 +3039,7 @@
     <w:semiHidden/>
     <w:unhideWhenUsed/>
     <w:qFormat/>
-    <w:rsid w:val="00C104BE"/>
+    <w:rsid w:val="00847E4C"/>
     <w:pPr>
       <w:keepNext/>
       <w:keepLines/>
@@ -2087,7 +3062,7 @@
     <w:semiHidden/>
     <w:unhideWhenUsed/>
     <w:qFormat/>
-    <w:rsid w:val="00C104BE"/>
+    <w:rsid w:val="00847E4C"/>
     <w:pPr>
       <w:keepNext/>
       <w:keepLines/>
@@ -2110,7 +3085,7 @@
     <w:semiHidden/>
     <w:unhideWhenUsed/>
     <w:qFormat/>
-    <w:rsid w:val="00C104BE"/>
+    <w:rsid w:val="00847E4C"/>
     <w:pPr>
       <w:keepNext/>
       <w:keepLines/>
@@ -2131,7 +3106,7 @@
     <w:semiHidden/>
     <w:unhideWhenUsed/>
     <w:qFormat/>
-    <w:rsid w:val="00C104BE"/>
+    <w:rsid w:val="00847E4C"/>
     <w:pPr>
       <w:keepNext/>
       <w:keepLines/>
@@ -2154,7 +3129,7 @@
     <w:semiHidden/>
     <w:unhideWhenUsed/>
     <w:qFormat/>
-    <w:rsid w:val="00C104BE"/>
+    <w:rsid w:val="00847E4C"/>
     <w:pPr>
       <w:keepNext/>
       <w:keepLines/>
@@ -2175,7 +3150,7 @@
     <w:semiHidden/>
     <w:unhideWhenUsed/>
     <w:qFormat/>
-    <w:rsid w:val="00C104BE"/>
+    <w:rsid w:val="00847E4C"/>
     <w:pPr>
       <w:keepNext/>
       <w:keepLines/>
@@ -2197,7 +3172,7 @@
     <w:semiHidden/>
     <w:unhideWhenUsed/>
     <w:qFormat/>
-    <w:rsid w:val="00C104BE"/>
+    <w:rsid w:val="00847E4C"/>
     <w:pPr>
       <w:keepNext/>
       <w:keepLines/>
@@ -2239,7 +3214,7 @@
     <w:basedOn w:val="DefaultParagraphFont"/>
     <w:link w:val="Heading1"/>
     <w:uiPriority w:val="9"/>
-    <w:rsid w:val="00C104BE"/>
+    <w:rsid w:val="00847E4C"/>
     <w:rPr>
       <w:rFonts w:asciiTheme="majorHAnsi" w:eastAsiaTheme="majorEastAsia" w:hAnsiTheme="majorHAnsi" w:cstheme="majorBidi"/>
       <w:color w:val="0F4761" w:themeColor="accent1" w:themeShade="BF"/>
@@ -2253,7 +3228,7 @@
     <w:link w:val="Heading2"/>
     <w:uiPriority w:val="9"/>
     <w:semiHidden/>
-    <w:rsid w:val="00C104BE"/>
+    <w:rsid w:val="00847E4C"/>
     <w:rPr>
       <w:rFonts w:asciiTheme="majorHAnsi" w:eastAsiaTheme="majorEastAsia" w:hAnsiTheme="majorHAnsi" w:cstheme="majorBidi"/>
       <w:color w:val="0F4761" w:themeColor="accent1" w:themeShade="BF"/>
@@ -2267,7 +3242,7 @@
     <w:link w:val="Heading3"/>
     <w:uiPriority w:val="9"/>
     <w:semiHidden/>
-    <w:rsid w:val="00C104BE"/>
+    <w:rsid w:val="00847E4C"/>
     <w:rPr>
       <w:rFonts w:eastAsiaTheme="majorEastAsia" w:cstheme="majorBidi"/>
       <w:color w:val="0F4761" w:themeColor="accent1" w:themeShade="BF"/>
@@ -2281,7 +3256,7 @@
     <w:link w:val="Heading4"/>
     <w:uiPriority w:val="9"/>
     <w:semiHidden/>
-    <w:rsid w:val="00C104BE"/>
+    <w:rsid w:val="00847E4C"/>
     <w:rPr>
       <w:rFonts w:eastAsiaTheme="majorEastAsia" w:cstheme="majorBidi"/>
       <w:i/>
@@ -2295,7 +3270,7 @@
     <w:link w:val="Heading5"/>
     <w:uiPriority w:val="9"/>
     <w:semiHidden/>
-    <w:rsid w:val="00C104BE"/>
+    <w:rsid w:val="00847E4C"/>
     <w:rPr>
       <w:rFonts w:eastAsiaTheme="majorEastAsia" w:cstheme="majorBidi"/>
       <w:color w:val="0F4761" w:themeColor="accent1" w:themeShade="BF"/>
@@ -2307,7 +3282,7 @@
     <w:link w:val="Heading6"/>
     <w:uiPriority w:val="9"/>
     <w:semiHidden/>
-    <w:rsid w:val="00C104BE"/>
+    <w:rsid w:val="00847E4C"/>
     <w:rPr>
       <w:rFonts w:eastAsiaTheme="majorEastAsia" w:cstheme="majorBidi"/>
       <w:i/>
@@ -2321,7 +3296,7 @@
     <w:link w:val="Heading7"/>
     <w:uiPriority w:val="9"/>
     <w:semiHidden/>
-    <w:rsid w:val="00C104BE"/>
+    <w:rsid w:val="00847E4C"/>
     <w:rPr>
       <w:rFonts w:eastAsiaTheme="majorEastAsia" w:cstheme="majorBidi"/>
       <w:color w:val="595959" w:themeColor="text1" w:themeTint="A6"/>
@@ -2333,7 +3308,7 @@
     <w:link w:val="Heading8"/>
     <w:uiPriority w:val="9"/>
     <w:semiHidden/>
-    <w:rsid w:val="00C104BE"/>
+    <w:rsid w:val="00847E4C"/>
     <w:rPr>
       <w:rFonts w:eastAsiaTheme="majorEastAsia" w:cstheme="majorBidi"/>
       <w:i/>
@@ -2347,7 +3322,7 @@
     <w:link w:val="Heading9"/>
     <w:uiPriority w:val="9"/>
     <w:semiHidden/>
-    <w:rsid w:val="00C104BE"/>
+    <w:rsid w:val="00847E4C"/>
     <w:rPr>
       <w:rFonts w:eastAsiaTheme="majorEastAsia" w:cstheme="majorBidi"/>
       <w:color w:val="272727" w:themeColor="text1" w:themeTint="D8"/>
@@ -2360,7 +3335,7 @@
     <w:link w:val="TitleChar"/>
     <w:uiPriority w:val="10"/>
     <w:qFormat/>
-    <w:rsid w:val="00C104BE"/>
+    <w:rsid w:val="00847E4C"/>
     <w:pPr>
       <w:spacing w:after="80"/>
       <w:contextualSpacing/>
@@ -2378,7 +3353,7 @@
     <w:basedOn w:val="DefaultParagraphFont"/>
     <w:link w:val="Title"/>
     <w:uiPriority w:val="10"/>
-    <w:rsid w:val="00C104BE"/>
+    <w:rsid w:val="00847E4C"/>
     <w:rPr>
       <w:rFonts w:asciiTheme="majorHAnsi" w:eastAsiaTheme="majorEastAsia" w:hAnsiTheme="majorHAnsi" w:cstheme="majorBidi"/>
       <w:spacing w:val="-10"/>
@@ -2394,7 +3369,7 @@
     <w:link w:val="SubtitleChar"/>
     <w:uiPriority w:val="11"/>
     <w:qFormat/>
-    <w:rsid w:val="00C104BE"/>
+    <w:rsid w:val="00847E4C"/>
     <w:pPr>
       <w:numPr>
         <w:ilvl w:val="1"/>
@@ -2414,7 +3389,7 @@
     <w:basedOn w:val="DefaultParagraphFont"/>
     <w:link w:val="Subtitle"/>
     <w:uiPriority w:val="11"/>
-    <w:rsid w:val="00C104BE"/>
+    <w:rsid w:val="00847E4C"/>
     <w:rPr>
       <w:rFonts w:eastAsiaTheme="majorEastAsia" w:cstheme="majorBidi"/>
       <w:color w:val="595959" w:themeColor="text1" w:themeTint="A6"/>
@@ -2430,7 +3405,7 @@
     <w:link w:val="QuoteChar"/>
     <w:uiPriority w:val="29"/>
     <w:qFormat/>
-    <w:rsid w:val="00C104BE"/>
+    <w:rsid w:val="00847E4C"/>
     <w:pPr>
       <w:spacing w:before="160" w:after="160"/>
       <w:jc w:val="center"/>
@@ -2446,7 +3421,7 @@
     <w:basedOn w:val="DefaultParagraphFont"/>
     <w:link w:val="Quote"/>
     <w:uiPriority w:val="29"/>
-    <w:rsid w:val="00C104BE"/>
+    <w:rsid w:val="00847E4C"/>
     <w:rPr>
       <w:i/>
       <w:iCs/>
@@ -2458,7 +3433,7 @@
     <w:basedOn w:val="Normal"/>
     <w:uiPriority w:val="34"/>
     <w:qFormat/>
-    <w:rsid w:val="00C104BE"/>
+    <w:rsid w:val="00847E4C"/>
     <w:pPr>
       <w:ind w:left="720"/>
       <w:contextualSpacing/>
@@ -2469,7 +3444,7 @@
     <w:basedOn w:val="DefaultParagraphFont"/>
     <w:uiPriority w:val="21"/>
     <w:qFormat/>
-    <w:rsid w:val="00C104BE"/>
+    <w:rsid w:val="00847E4C"/>
     <w:rPr>
       <w:i/>
       <w:iCs/>
@@ -2483,7 +3458,7 @@
     <w:link w:val="IntenseQuoteChar"/>
     <w:uiPriority w:val="30"/>
     <w:qFormat/>
-    <w:rsid w:val="00C104BE"/>
+    <w:rsid w:val="00847E4C"/>
     <w:pPr>
       <w:pBdr>
         <w:top w:val="single" w:sz="4" w:space="10" w:color="0F4761" w:themeColor="accent1" w:themeShade="BF"/>
@@ -2504,7 +3479,7 @@
     <w:basedOn w:val="DefaultParagraphFont"/>
     <w:link w:val="IntenseQuote"/>
     <w:uiPriority w:val="30"/>
-    <w:rsid w:val="00C104BE"/>
+    <w:rsid w:val="00847E4C"/>
     <w:rPr>
       <w:i/>
       <w:iCs/>
@@ -2516,13 +3491,40 @@
     <w:basedOn w:val="DefaultParagraphFont"/>
     <w:uiPriority w:val="32"/>
     <w:qFormat/>
-    <w:rsid w:val="00C104BE"/>
+    <w:rsid w:val="00847E4C"/>
     <w:rPr>
       <w:b/>
       <w:bCs/>
       <w:smallCaps/>
       <w:color w:val="0F4761" w:themeColor="accent1" w:themeShade="BF"/>
       <w:spacing w:val="5"/>
+    </w:rPr>
+  </w:style>
+  <w:style w:type="paragraph" w:styleId="NormalWeb">
+    <w:name w:val="Normal (Web)"/>
+    <w:basedOn w:val="Normal"/>
+    <w:uiPriority w:val="99"/>
+    <w:semiHidden/>
+    <w:unhideWhenUsed/>
+    <w:rsid w:val="00847E4C"/>
+    <w:pPr>
+      <w:spacing w:before="100" w:beforeAutospacing="1" w:after="100" w:afterAutospacing="1"/>
+    </w:pPr>
+    <w:rPr>
+      <w:rFonts w:ascii="Times New Roman" w:eastAsia="Times New Roman" w:hAnsi="Times New Roman" w:cs="Times New Roman"/>
+      <w:kern w:val="0"/>
+      <w14:ligatures w14:val="none"/>
+    </w:rPr>
+  </w:style>
+  <w:style w:type="character" w:styleId="Strong">
+    <w:name w:val="Strong"/>
+    <w:basedOn w:val="DefaultParagraphFont"/>
+    <w:uiPriority w:val="22"/>
+    <w:qFormat/>
+    <w:rsid w:val="00847E4C"/>
+    <w:rPr>
+      <w:b/>
+      <w:bCs/>
     </w:rPr>
   </w:style>
 </w:styles>

--- a/Iteration_1/Use_Cases/Profile_Customization_Use_Case_Description.docx
+++ b/Iteration_1/Use_Cases/Profile_Customization_Use_Case_Description.docx
@@ -415,7 +415,25 @@
           <w:color w:val="000000" w:themeColor="text1"/>
           <w:lang w:val="en-US"/>
         </w:rPr>
-        <w:t>Player can choose from a set of profile images or upload one of their choice.</w:t>
+        <w:t xml:space="preserve">Player can choose from a set of profile images or upload one of their </w:t>
+      </w:r>
+      <w:proofErr w:type="gramStart"/>
+      <w:r>
+        <w:rPr>
+          <w:rFonts w:ascii="Arial" w:hAnsi="Arial" w:cs="Arial"/>
+          <w:color w:val="000000" w:themeColor="text1"/>
+          <w:lang w:val="en-US"/>
+        </w:rPr>
+        <w:t>choice</w:t>
+      </w:r>
+      <w:proofErr w:type="gramEnd"/>
+      <w:r>
+        <w:rPr>
+          <w:rFonts w:ascii="Arial" w:hAnsi="Arial" w:cs="Arial"/>
+          <w:color w:val="000000" w:themeColor="text1"/>
+          <w:lang w:val="en-US"/>
+        </w:rPr>
+        <w:t>.</w:t>
       </w:r>
     </w:p>
     <w:p>
@@ -1343,7 +1361,7 @@
           <w:kern w:val="0"/>
           <w14:ligatures w14:val="none"/>
         </w:rPr>
-        <w:t>Will some avatars, color themes, or achievements require specific in-game actions or purchases to unlock?</w:t>
+        <w:t>Will some color themes, or achievements require specific in-game actions or purchases to unlock?</w:t>
       </w:r>
     </w:p>
     <w:p>
